--- a/templates/templateTritux_.docx
+++ b/templates/templateTritux_.docx
@@ -2,15 +2,15 @@
 <file path=word/document.xml><?xml version="1.0" encoding="utf-8"?>
 <w:document xmlns:o="urn:schemas-microsoft-com:office:office" xmlns:r="http://schemas.openxmlformats.org/officeDocument/2006/relationships" xmlns:v="urn:schemas-microsoft-com:vml" xmlns:w="http://schemas.openxmlformats.org/wordprocessingml/2006/main" xmlns:w10="urn:schemas-microsoft-com:office:word" xmlns:wp="http://schemas.openxmlformats.org/drawingml/2006/wordprocessingDrawing" xmlns:pic="http://schemas.openxmlformats.org/drawingml/2006/picture" xmlns:wps="http://schemas.microsoft.com/office/word/2010/wordprocessingShape" xmlns:wpg="http://schemas.microsoft.com/office/word/2010/wordprocessingGroup" xmlns:mc="http://schemas.openxmlformats.org/markup-compatibility/2006" xmlns:wp14="http://schemas.microsoft.com/office/word/2010/wordprocessingDrawing" xmlns:w14="http://schemas.microsoft.com/office/word/2010/wordml" xmlns:w15="http://schemas.microsoft.com/office/word/2012/wordml" mc:Ignorable="w14 wp14 w15">
   <w:body>
-    <w:p xmlns:wp14="http://schemas.microsoft.com/office/word/2010/wordml" wp14:textId="77777777">
-      <w:pPr>
-        <w:pStyle w:val="Normal"/>
-        <w:tabs>
-          <w:tab w:val="clear" w:pos="708"/>
-          <w:tab w:val="left" w:leader="none" w:pos="1440"/>
-          <w:tab w:val="right" w:leader="none" w:pos="9072"/>
-        </w:tabs>
-        <w:spacing w:before="0" w:after="0" w:line="240" w:lineRule="auto"/>
+    <w:p>
+      <w:pPr>
+        <w:pStyle w:val="Normal"/>
+        <w:tabs>
+          <w:tab w:val="clear" w:pos="708"/>
+          <w:tab w:val="left" w:pos="1440" w:leader="none"/>
+          <w:tab w:val="right" w:pos="9072" w:leader="none"/>
+        </w:tabs>
+        <w:spacing w:lineRule="auto" w:line="240" w:before="0" w:after="0"/>
         <w:jc w:val="end"/>
         <w:rPr>
           <w:rFonts w:ascii="Century Gothic" w:hAnsi="Century Gothic"/>
@@ -26,28 +26,28 @@
           <w:rFonts w:ascii="Century Gothic" w:hAnsi="Century Gothic"/>
           <w:b/>
           <w:bCs/>
-          <w:color w:val="0D0D0D" w:themeColor="text1" w:themeTint="f2"/>
+          <w:color w:themeColor="text1" w:themeTint="f2" w:val="0D0D0D"/>
           <w:sz w:val="24"/>
           <w:szCs w:val="24"/>
         </w:rPr>
         <w:t>{{ nom_candidat }}</w:t>
       </w:r>
     </w:p>
-    <w:p xmlns:wp14="http://schemas.microsoft.com/office/word/2010/wordml" wp14:textId="77777777">
-      <w:pPr>
-        <w:pStyle w:val="Normal"/>
-        <w:tabs>
-          <w:tab w:val="clear" w:pos="708"/>
-          <w:tab w:val="left" w:leader="none" w:pos="1440"/>
-          <w:tab w:val="right" w:leader="none" w:pos="9072"/>
-        </w:tabs>
-        <w:spacing w:before="0" w:after="0" w:line="240" w:lineRule="auto"/>
+    <w:p>
+      <w:pPr>
+        <w:pStyle w:val="Normal"/>
+        <w:tabs>
+          <w:tab w:val="clear" w:pos="708"/>
+          <w:tab w:val="left" w:pos="1440" w:leader="none"/>
+          <w:tab w:val="right" w:pos="9072" w:leader="none"/>
+        </w:tabs>
+        <w:spacing w:lineRule="auto" w:line="240" w:before="0" w:after="0"/>
         <w:jc w:val="center"/>
         <w:rPr>
           <w:rFonts w:ascii="Century Gothic" w:hAnsi="Century Gothic"/>
           <w:b/>
           <w:bCs/>
-          <w:color w:val="0D0D0D" w:themeColor="text1" w:themeTint="f2"/>
+          <w:color w:themeColor="text1" w:themeTint="f2" w:val="0D0D0D"/>
           <w:sz w:val="32"/>
           <w:szCs w:val="32"/>
         </w:rPr>
@@ -57,28 +57,28 @@
           <w:rFonts w:ascii="Century Gothic" w:hAnsi="Century Gothic"/>
           <w:b/>
           <w:bCs/>
-          <w:color w:val="0D0D0D" w:themeColor="text1" w:themeTint="f2"/>
+          <w:color w:themeColor="text1" w:themeTint="f2" w:val="0D0D0D"/>
           <w:sz w:val="32"/>
           <w:szCs w:val="32"/>
         </w:rPr>
         <w:t>{{ title | default(" Candidat ") }}</w:t>
       </w:r>
     </w:p>
-    <w:p xmlns:wp14="http://schemas.microsoft.com/office/word/2010/wordml" wp14:textId="77777777">
-      <w:pPr>
-        <w:pStyle w:val="Normal"/>
-        <w:tabs>
-          <w:tab w:val="clear" w:pos="708"/>
-          <w:tab w:val="left" w:leader="none" w:pos="1440"/>
-          <w:tab w:val="right" w:leader="none" w:pos="9072"/>
-        </w:tabs>
-        <w:spacing w:before="0" w:after="0" w:line="240" w:lineRule="auto"/>
+    <w:p>
+      <w:pPr>
+        <w:pStyle w:val="Normal"/>
+        <w:tabs>
+          <w:tab w:val="clear" w:pos="708"/>
+          <w:tab w:val="left" w:pos="1440" w:leader="none"/>
+          <w:tab w:val="right" w:pos="9072" w:leader="none"/>
+        </w:tabs>
+        <w:spacing w:lineRule="auto" w:line="240" w:before="0" w:after="0"/>
         <w:jc w:val="center"/>
         <w:rPr>
           <w:rFonts w:ascii="Century Gothic" w:hAnsi="Century Gothic"/>
           <w:b/>
           <w:bCs/>
-          <w:color w:val="0D0D0D" w:themeColor="text1" w:themeTint="f2"/>
+          <w:color w:themeColor="text1" w:themeTint="f2" w:val="0D0D0D"/>
           <w:sz w:val="32"/>
           <w:szCs w:val="32"/>
         </w:rPr>
@@ -88,59 +88,50 @@
           <w:rFonts w:ascii="Century Gothic" w:hAnsi="Century Gothic"/>
           <w:b/>
           <w:bCs/>
-          <w:color w:val="0D0D0D" w:themeColor="text1" w:themeTint="f2"/>
+          <w:color w:themeColor="text1" w:themeTint="f2" w:val="0D0D0D"/>
           <w:sz w:val="32"/>
           <w:szCs w:val="32"/>
         </w:rPr>
-        <w:t>{% if experience_years %}</w:t>
-      </w:r>
-    </w:p>
-    <w:p xmlns:wp14="http://schemas.microsoft.com/office/word/2010/wordml" wp14:textId="77777777">
-      <w:pPr>
-        <w:pStyle w:val="Normal"/>
-        <w:tabs>
-          <w:tab w:val="clear" w:pos="708"/>
-          <w:tab w:val="left" w:leader="none" w:pos="1440"/>
-          <w:tab w:val="right" w:leader="none" w:pos="9072"/>
-        </w:tabs>
-        <w:spacing w:before="0" w:after="0" w:line="240" w:lineRule="auto"/>
-        <w:jc w:val="center"/>
+        <w:t>{%</w:t>
+      </w:r>
+      <w:r>
         <w:rPr>
           <w:rFonts w:ascii="Century Gothic" w:hAnsi="Century Gothic"/>
           <w:b/>
           <w:bCs/>
-          <w:color w:val="0D0D0D" w:themeColor="text1" w:themeTint="f2"/>
+          <w:color w:themeColor="text1" w:themeTint="f2" w:val="0D0D0D"/>
           <w:sz w:val="32"/>
           <w:szCs w:val="32"/>
         </w:rPr>
-      </w:pPr>
+        <w:t>p</w:t>
+      </w:r>
       <w:r>
         <w:rPr>
           <w:rFonts w:ascii="Century Gothic" w:hAnsi="Century Gothic"/>
           <w:b/>
           <w:bCs/>
-          <w:color w:val="0D0D0D" w:themeColor="text1" w:themeTint="f2"/>
+          <w:color w:themeColor="text1" w:themeTint="f2" w:val="0D0D0D"/>
           <w:sz w:val="32"/>
           <w:szCs w:val="32"/>
         </w:rPr>
-        <w:t>{{ experience_years }} ans d’expérience</w:t>
-      </w:r>
-    </w:p>
-    <w:p xmlns:wp14="http://schemas.microsoft.com/office/word/2010/wordml" wp14:textId="77777777">
-      <w:pPr>
-        <w:pStyle w:val="Normal"/>
-        <w:tabs>
-          <w:tab w:val="clear" w:pos="708"/>
-          <w:tab w:val="left" w:leader="none" w:pos="1440"/>
-          <w:tab w:val="right" w:leader="none" w:pos="9072"/>
-        </w:tabs>
-        <w:spacing w:before="0" w:after="0" w:line="240" w:lineRule="auto"/>
+        <w:t xml:space="preserve"> if experience_years %}</w:t>
+      </w:r>
+    </w:p>
+    <w:p>
+      <w:pPr>
+        <w:pStyle w:val="Normal"/>
+        <w:tabs>
+          <w:tab w:val="clear" w:pos="708"/>
+          <w:tab w:val="left" w:pos="1440" w:leader="none"/>
+          <w:tab w:val="right" w:pos="9072" w:leader="none"/>
+        </w:tabs>
+        <w:spacing w:lineRule="auto" w:line="240" w:before="0" w:after="0"/>
         <w:jc w:val="center"/>
         <w:rPr>
           <w:rFonts w:ascii="Century Gothic" w:hAnsi="Century Gothic"/>
           <w:b/>
           <w:bCs/>
-          <w:color w:val="0D0D0D" w:themeColor="text1" w:themeTint="f2"/>
+          <w:color w:themeColor="text1" w:themeTint="f2" w:val="0D0D0D"/>
           <w:sz w:val="32"/>
           <w:szCs w:val="32"/>
         </w:rPr>
@@ -150,26 +141,79 @@
           <w:rFonts w:ascii="Century Gothic" w:hAnsi="Century Gothic"/>
           <w:b/>
           <w:bCs/>
-          <w:color w:val="0D0D0D" w:themeColor="text1" w:themeTint="f2"/>
+          <w:color w:themeColor="text1" w:themeTint="f2" w:val="0D0D0D"/>
           <w:sz w:val="32"/>
           <w:szCs w:val="32"/>
         </w:rPr>
-        <w:t>{% endif %}</w:t>
-      </w:r>
-    </w:p>
-    <w:p xmlns:wp14="http://schemas.microsoft.com/office/word/2010/wordml" wp14:textId="77777777">
-      <w:pPr>
-        <w:pStyle w:val="Normal"/>
-        <w:pBdr>
-          <w:left w:val="single" w:color="FF0000" w:sz="24" w:space="4"/>
-        </w:pBdr>
-        <w:spacing w:before="120" w:after="120" w:line="240" w:lineRule="auto"/>
-        <w:jc w:val="both"/>
+        <w:t>{{ experience_years }} ans d’expérience</w:t>
+      </w:r>
+    </w:p>
+    <w:p>
+      <w:pPr>
+        <w:pStyle w:val="Normal"/>
+        <w:tabs>
+          <w:tab w:val="clear" w:pos="708"/>
+          <w:tab w:val="left" w:pos="1440" w:leader="none"/>
+          <w:tab w:val="right" w:pos="9072" w:leader="none"/>
+        </w:tabs>
+        <w:spacing w:lineRule="auto" w:line="240" w:before="0" w:after="0"/>
+        <w:jc w:val="center"/>
         <w:rPr>
           <w:rFonts w:ascii="Century Gothic" w:hAnsi="Century Gothic"/>
           <w:b/>
           <w:bCs/>
-          <w:color w:val="0D0D0D" w:themeColor="text1" w:themeTint="f2"/>
+          <w:color w:themeColor="text1" w:themeTint="f2" w:val="0D0D0D"/>
+          <w:sz w:val="32"/>
+          <w:szCs w:val="32"/>
+        </w:rPr>
+      </w:pPr>
+      <w:r>
+        <w:rPr>
+          <w:rFonts w:ascii="Century Gothic" w:hAnsi="Century Gothic"/>
+          <w:b/>
+          <w:bCs/>
+          <w:color w:themeColor="text1" w:themeTint="f2" w:val="0D0D0D"/>
+          <w:sz w:val="32"/>
+          <w:szCs w:val="32"/>
+        </w:rPr>
+        <w:t>{%</w:t>
+      </w:r>
+      <w:r>
+        <w:rPr>
+          <w:rFonts w:ascii="Century Gothic" w:hAnsi="Century Gothic"/>
+          <w:b/>
+          <w:bCs/>
+          <w:color w:themeColor="text1" w:themeTint="f2" w:val="0D0D0D"/>
+          <w:sz w:val="32"/>
+          <w:szCs w:val="32"/>
+        </w:rPr>
+        <w:t>p</w:t>
+      </w:r>
+      <w:r>
+        <w:rPr>
+          <w:rFonts w:ascii="Century Gothic" w:hAnsi="Century Gothic"/>
+          <w:b/>
+          <w:bCs/>
+          <w:color w:themeColor="text1" w:themeTint="f2" w:val="0D0D0D"/>
+          <w:sz w:val="32"/>
+          <w:szCs w:val="32"/>
+        </w:rPr>
+        <w:t xml:space="preserve"> endif %}</w:t>
+      </w:r>
+    </w:p>
+    <w:p>
+      <w:pPr>
+        <w:pStyle w:val="Normal"/>
+        <w:pBdr>
+          <w:left w:val="single" w:sz="24" w:space="4" w:color="FF0000"/>
+        </w:pBdr>
+        <w:spacing w:lineRule="auto" w:line="240" w:before="120" w:after="120"/>
+        <w:jc w:val="both"/>
+        <w:rPr>
+          <w:rFonts w:ascii="Century Gothic" w:hAnsi="Century Gothic"/>
+          <w:b/>
+          <w:bCs/>
+          <w:color w:themeColor="text1" w:themeTint="f2" w:val="0D0D0D"/>
           <w:sz w:val="28"/>
           <w:szCs w:val="28"/>
         </w:rPr>
@@ -179,68 +223,104 @@
           <w:rFonts w:ascii="Century Gothic" w:hAnsi="Century Gothic"/>
           <w:b/>
           <w:bCs/>
-          <w:color w:val="0D0D0D" w:themeColor="text1" w:themeTint="f2"/>
+          <w:color w:themeColor="text1" w:themeTint="f2" w:val="0D0D0D"/>
           <w:sz w:val="28"/>
           <w:szCs w:val="28"/>
         </w:rPr>
         <w:t>Compétences Techniques </w:t>
       </w:r>
     </w:p>
-    <w:p xmlns:wp14="http://schemas.microsoft.com/office/word/2010/wordml" wp14:textId="77777777">
-      <w:pPr>
-        <w:pStyle w:val="Normal"/>
-        <w:tabs>
-          <w:tab w:val="clear" w:pos="708"/>
-          <w:tab w:val="left" w:leader="none" w:pos="1398"/>
-          <w:tab w:val="left" w:leader="none" w:pos="1399"/>
-        </w:tabs>
-        <w:spacing w:before="0" w:after="0" w:line="240" w:lineRule="auto"/>
-        <w:ind w:start="0" w:hanging="0"/>
-        <w:rPr>
-          <w:rFonts w:ascii="Century Gothic" w:hAnsi="Century Gothic"/>
-          <w:color w:val="000000" w:themeColor="text1"/>
-          <w:sz w:val="24"/>
-          <w:szCs w:val="24"/>
-        </w:rPr>
-      </w:pPr>
-      <w:r>
-        <w:rPr>
-          <w:rFonts w:ascii="Century Gothic" w:hAnsi="Century Gothic"/>
-          <w:color w:val="000000" w:themeColor="text1"/>
-          <w:sz w:val="24"/>
-          <w:szCs w:val="24"/>
-        </w:rPr>
-        <w:t>{% if skills %}</w:t>
-      </w:r>
-    </w:p>
-    <w:p xmlns:wp14="http://schemas.microsoft.com/office/word/2010/wordml" wp14:textId="77777777">
-      <w:pPr>
-        <w:pStyle w:val="Normal"/>
-        <w:tabs>
-          <w:tab w:val="clear" w:pos="708"/>
-          <w:tab w:val="left" w:leader="none" w:pos="1398"/>
-          <w:tab w:val="left" w:leader="none" w:pos="1399"/>
-        </w:tabs>
-        <w:spacing w:before="0" w:after="0" w:line="240" w:lineRule="auto"/>
-        <w:ind w:start="0" w:hanging="0"/>
-        <w:rPr>
-          <w:rFonts w:ascii="Century Gothic" w:hAnsi="Century Gothic"/>
-          <w:color w:val="000000" w:themeColor="text1"/>
-          <w:sz w:val="24"/>
-          <w:szCs w:val="24"/>
-        </w:rPr>
-      </w:pPr>
-      <w:r>
-        <w:rPr>
-          <w:rFonts w:ascii="Century Gothic" w:hAnsi="Century Gothic"/>
-          <w:color w:val="000000" w:themeColor="text1"/>
-          <w:sz w:val="24"/>
-          <w:szCs w:val="24"/>
-        </w:rPr>
-        <w:t>{% for skill in skills %}</w:t>
-      </w:r>
-    </w:p>
-    <w:p xmlns:wp14="http://schemas.microsoft.com/office/word/2010/wordml" wp14:textId="77777777">
+    <w:p>
+      <w:pPr>
+        <w:pStyle w:val="Normal"/>
+        <w:tabs>
+          <w:tab w:val="clear" w:pos="708"/>
+          <w:tab w:val="left" w:pos="1398" w:leader="none"/>
+          <w:tab w:val="left" w:pos="1399" w:leader="none"/>
+        </w:tabs>
+        <w:spacing w:lineRule="auto" w:line="240" w:before="0" w:after="0"/>
+        <w:ind w:hanging="0" w:start="0"/>
+        <w:rPr>
+          <w:rFonts w:ascii="Century Gothic" w:hAnsi="Century Gothic"/>
+          <w:color w:themeColor="text1" w:val="000000"/>
+          <w:sz w:val="24"/>
+          <w:szCs w:val="24"/>
+        </w:rPr>
+      </w:pPr>
+      <w:r>
+        <w:rPr>
+          <w:rFonts w:ascii="Century Gothic" w:hAnsi="Century Gothic"/>
+          <w:color w:themeColor="text1" w:val="000000"/>
+          <w:sz w:val="24"/>
+          <w:szCs w:val="24"/>
+        </w:rPr>
+        <w:t>{%</w:t>
+      </w:r>
+      <w:r>
+        <w:rPr>
+          <w:rFonts w:ascii="Century Gothic" w:hAnsi="Century Gothic"/>
+          <w:color w:themeColor="text1" w:val="000000"/>
+          <w:sz w:val="24"/>
+          <w:szCs w:val="24"/>
+        </w:rPr>
+        <w:t>p</w:t>
+      </w:r>
+      <w:r>
+        <w:rPr>
+          <w:rFonts w:ascii="Century Gothic" w:hAnsi="Century Gothic"/>
+          <w:color w:themeColor="text1" w:val="000000"/>
+          <w:sz w:val="24"/>
+          <w:szCs w:val="24"/>
+        </w:rPr>
+        <w:t xml:space="preserve"> if skills %}</w:t>
+      </w:r>
+    </w:p>
+    <w:p>
+      <w:pPr>
+        <w:pStyle w:val="Normal"/>
+        <w:tabs>
+          <w:tab w:val="clear" w:pos="708"/>
+          <w:tab w:val="left" w:pos="1398" w:leader="none"/>
+          <w:tab w:val="left" w:pos="1399" w:leader="none"/>
+        </w:tabs>
+        <w:spacing w:lineRule="auto" w:line="240" w:before="0" w:after="0"/>
+        <w:ind w:hanging="0" w:start="0"/>
+        <w:rPr>
+          <w:rFonts w:ascii="Century Gothic" w:hAnsi="Century Gothic"/>
+          <w:color w:themeColor="text1" w:val="000000"/>
+          <w:sz w:val="24"/>
+          <w:szCs w:val="24"/>
+        </w:rPr>
+      </w:pPr>
+      <w:r>
+        <w:rPr>
+          <w:rFonts w:ascii="Century Gothic" w:hAnsi="Century Gothic"/>
+          <w:color w:themeColor="text1" w:val="000000"/>
+          <w:sz w:val="24"/>
+          <w:szCs w:val="24"/>
+        </w:rPr>
+        <w:t>{%</w:t>
+      </w:r>
+      <w:r>
+        <w:rPr>
+          <w:rFonts w:ascii="Century Gothic" w:hAnsi="Century Gothic"/>
+          <w:color w:themeColor="text1" w:val="000000"/>
+          <w:sz w:val="24"/>
+          <w:szCs w:val="24"/>
+        </w:rPr>
+        <w:t>p</w:t>
+      </w:r>
+      <w:r>
+        <w:rPr>
+          <w:rFonts w:ascii="Century Gothic" w:hAnsi="Century Gothic"/>
+          <w:color w:themeColor="text1" w:val="000000"/>
+          <w:sz w:val="24"/>
+          <w:szCs w:val="24"/>
+        </w:rPr>
+        <w:t xml:space="preserve"> for skill in skills %}</w:t>
+      </w:r>
+    </w:p>
+    <w:p>
       <w:pPr>
         <w:pStyle w:val="ListParagraph"/>
         <w:numPr>
@@ -249,90 +329,126 @@
         </w:numPr>
         <w:tabs>
           <w:tab w:val="clear" w:pos="708"/>
-          <w:tab w:val="left" w:leader="none" w:pos="1398"/>
-          <w:tab w:val="left" w:leader="none" w:pos="1399"/>
-        </w:tabs>
-        <w:spacing w:before="0" w:after="0" w:line="240" w:lineRule="auto"/>
-        <w:ind w:start="1457" w:hanging="720"/>
+          <w:tab w:val="left" w:pos="1398" w:leader="none"/>
+          <w:tab w:val="left" w:pos="1399" w:leader="none"/>
+        </w:tabs>
+        <w:spacing w:lineRule="auto" w:line="240" w:before="0" w:after="0"/>
+        <w:ind w:hanging="720" w:start="1457"/>
         <w:contextualSpacing w:val="false"/>
         <w:rPr>
           <w:rFonts w:ascii="Century Gothic" w:hAnsi="Century Gothic"/>
-          <w:color w:val="000000" w:themeColor="text1"/>
-          <w:sz w:val="24"/>
-          <w:szCs w:val="24"/>
-        </w:rPr>
-      </w:pPr>
-      <w:r>
-        <w:rPr>
-          <w:rFonts w:ascii="Century Gothic" w:hAnsi="Century Gothic"/>
-          <w:color w:val="000000" w:themeColor="text1"/>
+          <w:color w:themeColor="text1" w:val="000000"/>
+          <w:sz w:val="24"/>
+          <w:szCs w:val="24"/>
+        </w:rPr>
+      </w:pPr>
+      <w:r>
+        <w:rPr>
+          <w:rFonts w:ascii="Century Gothic" w:hAnsi="Century Gothic"/>
+          <w:color w:themeColor="text1" w:val="000000"/>
           <w:sz w:val="24"/>
           <w:szCs w:val="24"/>
         </w:rPr>
         <w:t>{{ skill }}</w:t>
       </w:r>
     </w:p>
-    <w:p xmlns:wp14="http://schemas.microsoft.com/office/word/2010/wordml" wp14:textId="77777777">
-      <w:pPr>
-        <w:pStyle w:val="Normal"/>
-        <w:tabs>
-          <w:tab w:val="clear" w:pos="708"/>
-          <w:tab w:val="left" w:leader="none" w:pos="1398"/>
-          <w:tab w:val="left" w:leader="none" w:pos="1399"/>
-        </w:tabs>
-        <w:spacing w:before="0" w:after="0" w:line="240" w:lineRule="auto"/>
-        <w:ind w:start="0" w:hanging="0"/>
-        <w:rPr>
-          <w:rFonts w:ascii="Century Gothic" w:hAnsi="Century Gothic"/>
-          <w:color w:val="000000" w:themeColor="text1"/>
-          <w:sz w:val="24"/>
-          <w:szCs w:val="24"/>
-        </w:rPr>
-      </w:pPr>
-      <w:r>
-        <w:rPr>
-          <w:rFonts w:ascii="Century Gothic" w:hAnsi="Century Gothic"/>
-          <w:color w:val="000000" w:themeColor="text1"/>
-          <w:sz w:val="24"/>
-          <w:szCs w:val="24"/>
-        </w:rPr>
-        <w:t>{% endfor %}</w:t>
-      </w:r>
-    </w:p>
-    <w:p xmlns:wp14="http://schemas.microsoft.com/office/word/2010/wordml" wp14:textId="77777777">
-      <w:pPr>
-        <w:pStyle w:val="Normal"/>
-        <w:tabs>
-          <w:tab w:val="clear" w:pos="708"/>
-          <w:tab w:val="left" w:leader="none" w:pos="1398"/>
-          <w:tab w:val="left" w:leader="none" w:pos="1399"/>
-        </w:tabs>
-        <w:spacing w:before="0" w:after="0" w:line="240" w:lineRule="auto"/>
-        <w:ind w:start="0" w:hanging="0"/>
-        <w:rPr>
-          <w:rFonts w:ascii="Century Gothic" w:hAnsi="Century Gothic"/>
-          <w:color w:val="000000" w:themeColor="text1"/>
-          <w:sz w:val="24"/>
-          <w:szCs w:val="24"/>
-        </w:rPr>
-      </w:pPr>
-      <w:r>
-        <w:rPr>
-          <w:rFonts w:ascii="Century Gothic" w:hAnsi="Century Gothic"/>
-          <w:color w:val="000000" w:themeColor="text1"/>
-          <w:sz w:val="24"/>
-          <w:szCs w:val="24"/>
-        </w:rPr>
-        <w:t>{% endif %}</w:t>
-      </w:r>
-    </w:p>
-    <w:p xmlns:wp14="http://schemas.microsoft.com/office/word/2010/wordml" wp14:textId="77777777">
+    <w:p>
+      <w:pPr>
+        <w:pStyle w:val="Normal"/>
+        <w:tabs>
+          <w:tab w:val="clear" w:pos="708"/>
+          <w:tab w:val="left" w:pos="1398" w:leader="none"/>
+          <w:tab w:val="left" w:pos="1399" w:leader="none"/>
+        </w:tabs>
+        <w:spacing w:lineRule="auto" w:line="240" w:before="0" w:after="0"/>
+        <w:ind w:hanging="0" w:start="0"/>
+        <w:rPr>
+          <w:rFonts w:ascii="Century Gothic" w:hAnsi="Century Gothic"/>
+          <w:color w:themeColor="text1" w:val="000000"/>
+          <w:sz w:val="24"/>
+          <w:szCs w:val="24"/>
+        </w:rPr>
+      </w:pPr>
+      <w:r>
+        <w:rPr>
+          <w:rFonts w:ascii="Century Gothic" w:hAnsi="Century Gothic"/>
+          <w:color w:themeColor="text1" w:val="000000"/>
+          <w:sz w:val="24"/>
+          <w:szCs w:val="24"/>
+        </w:rPr>
+        <w:t>{%</w:t>
+      </w:r>
+      <w:r>
+        <w:rPr>
+          <w:rFonts w:ascii="Century Gothic" w:hAnsi="Century Gothic"/>
+          <w:color w:themeColor="text1" w:val="000000"/>
+          <w:sz w:val="24"/>
+          <w:szCs w:val="24"/>
+        </w:rPr>
+        <w:t>p</w:t>
+      </w:r>
+      <w:r>
+        <w:rPr>
+          <w:rFonts w:ascii="Century Gothic" w:hAnsi="Century Gothic"/>
+          <w:color w:themeColor="text1" w:val="000000"/>
+          <w:sz w:val="24"/>
+          <w:szCs w:val="24"/>
+        </w:rPr>
+        <w:t xml:space="preserve"> endfor %}</w:t>
+      </w:r>
+    </w:p>
+    <w:p>
+      <w:pPr>
+        <w:pStyle w:val="Normal"/>
+        <w:tabs>
+          <w:tab w:val="clear" w:pos="708"/>
+          <w:tab w:val="left" w:pos="1398" w:leader="none"/>
+          <w:tab w:val="left" w:pos="1399" w:leader="none"/>
+        </w:tabs>
+        <w:spacing w:lineRule="auto" w:line="240" w:before="0" w:after="0"/>
+        <w:ind w:hanging="0" w:start="0"/>
+        <w:rPr>
+          <w:rFonts w:ascii="Century Gothic" w:hAnsi="Century Gothic"/>
+          <w:color w:themeColor="text1" w:val="000000"/>
+          <w:sz w:val="24"/>
+          <w:szCs w:val="24"/>
+        </w:rPr>
+      </w:pPr>
+      <w:r>
+        <w:rPr>
+          <w:rFonts w:ascii="Century Gothic" w:hAnsi="Century Gothic"/>
+          <w:color w:themeColor="text1" w:val="000000"/>
+          <w:sz w:val="24"/>
+          <w:szCs w:val="24"/>
+        </w:rPr>
+        <w:t>{%</w:t>
+      </w:r>
+      <w:r>
+        <w:rPr>
+          <w:rFonts w:ascii="Century Gothic" w:hAnsi="Century Gothic"/>
+          <w:color w:themeColor="text1" w:val="000000"/>
+          <w:sz w:val="24"/>
+          <w:szCs w:val="24"/>
+        </w:rPr>
+        <w:t>p</w:t>
+      </w:r>
+      <w:r>
+        <w:rPr>
+          <w:rFonts w:ascii="Century Gothic" w:hAnsi="Century Gothic"/>
+          <w:color w:themeColor="text1" w:val="000000"/>
+          <w:sz w:val="24"/>
+          <w:szCs w:val="24"/>
+        </w:rPr>
+        <w:t xml:space="preserve"> endif %}</w:t>
+      </w:r>
+    </w:p>
+    <w:p>
       <w:pPr>
         <w:pStyle w:val="Normal"/>
         <w:pBdr>
-          <w:left w:val="single" w:color="FF0000" w:sz="24" w:space="4"/>
+          <w:left w:val="single" w:sz="24" w:space="4" w:color="FF0000"/>
         </w:pBdr>
-        <w:spacing w:before="120" w:after="120" w:line="240" w:lineRule="auto"/>
+        <w:spacing w:lineRule="auto" w:line="240" w:before="120" w:after="120"/>
         <w:jc w:val="both"/>
         <w:rPr>
           <w:rFonts w:ascii="Century Gothic" w:hAnsi="Century Gothic"/>
@@ -348,68 +464,104 @@
           <w:rFonts w:ascii="Century Gothic" w:hAnsi="Century Gothic"/>
           <w:b/>
           <w:bCs/>
-          <w:color w:val="0D0D0D" w:themeColor="text1" w:themeTint="f2"/>
+          <w:color w:themeColor="text1" w:themeTint="f2" w:val="0D0D0D"/>
           <w:sz w:val="28"/>
           <w:szCs w:val="28"/>
         </w:rPr>
         <w:t>Compétences Spécifiques</w:t>
       </w:r>
     </w:p>
-    <w:p xmlns:wp14="http://schemas.microsoft.com/office/word/2010/wordml" wp14:textId="77777777">
-      <w:pPr>
-        <w:pStyle w:val="Normal"/>
-        <w:tabs>
-          <w:tab w:val="clear" w:pos="708"/>
-          <w:tab w:val="left" w:leader="none" w:pos="1398"/>
-          <w:tab w:val="left" w:leader="none" w:pos="1399"/>
-        </w:tabs>
-        <w:spacing w:before="0" w:after="0" w:line="240" w:lineRule="auto"/>
-        <w:ind w:start="0" w:hanging="0"/>
-        <w:rPr>
-          <w:rFonts w:ascii="Century Gothic" w:hAnsi="Century Gothic"/>
-          <w:color w:val="000000" w:themeColor="text1"/>
-          <w:sz w:val="24"/>
-          <w:szCs w:val="24"/>
-        </w:rPr>
-      </w:pPr>
-      <w:r>
-        <w:rPr>
-          <w:rFonts w:ascii="Century Gothic" w:hAnsi="Century Gothic"/>
-          <w:color w:val="000000" w:themeColor="text1"/>
-          <w:sz w:val="24"/>
-          <w:szCs w:val="24"/>
-        </w:rPr>
-        <w:t>{% if specific_skills %}</w:t>
-      </w:r>
-    </w:p>
-    <w:p xmlns:wp14="http://schemas.microsoft.com/office/word/2010/wordml" wp14:textId="77777777">
-      <w:pPr>
-        <w:pStyle w:val="Normal"/>
-        <w:tabs>
-          <w:tab w:val="clear" w:pos="708"/>
-          <w:tab w:val="left" w:leader="none" w:pos="1398"/>
-          <w:tab w:val="left" w:leader="none" w:pos="1399"/>
-        </w:tabs>
-        <w:spacing w:before="0" w:after="0" w:line="240" w:lineRule="auto"/>
-        <w:ind w:start="0" w:hanging="0"/>
-        <w:rPr>
-          <w:rFonts w:ascii="Century Gothic" w:hAnsi="Century Gothic"/>
-          <w:color w:val="000000" w:themeColor="text1"/>
-          <w:sz w:val="24"/>
-          <w:szCs w:val="24"/>
-        </w:rPr>
-      </w:pPr>
-      <w:r>
-        <w:rPr>
-          <w:rFonts w:ascii="Century Gothic" w:hAnsi="Century Gothic"/>
-          <w:color w:val="000000" w:themeColor="text1"/>
-          <w:sz w:val="24"/>
-          <w:szCs w:val="24"/>
-        </w:rPr>
-        <w:t>{% for spec in specific_skills %}</w:t>
-      </w:r>
-    </w:p>
-    <w:p xmlns:wp14="http://schemas.microsoft.com/office/word/2010/wordml" wp14:textId="77777777">
+    <w:p>
+      <w:pPr>
+        <w:pStyle w:val="Normal"/>
+        <w:tabs>
+          <w:tab w:val="clear" w:pos="708"/>
+          <w:tab w:val="left" w:pos="1398" w:leader="none"/>
+          <w:tab w:val="left" w:pos="1399" w:leader="none"/>
+        </w:tabs>
+        <w:spacing w:lineRule="auto" w:line="240" w:before="0" w:after="0"/>
+        <w:ind w:hanging="0" w:start="0"/>
+        <w:rPr>
+          <w:rFonts w:ascii="Century Gothic" w:hAnsi="Century Gothic"/>
+          <w:color w:themeColor="text1" w:val="000000"/>
+          <w:sz w:val="24"/>
+          <w:szCs w:val="24"/>
+        </w:rPr>
+      </w:pPr>
+      <w:r>
+        <w:rPr>
+          <w:rFonts w:ascii="Century Gothic" w:hAnsi="Century Gothic"/>
+          <w:color w:themeColor="text1" w:val="000000"/>
+          <w:sz w:val="24"/>
+          <w:szCs w:val="24"/>
+        </w:rPr>
+        <w:t>{%</w:t>
+      </w:r>
+      <w:r>
+        <w:rPr>
+          <w:rFonts w:ascii="Century Gothic" w:hAnsi="Century Gothic"/>
+          <w:color w:themeColor="text1" w:val="000000"/>
+          <w:sz w:val="24"/>
+          <w:szCs w:val="24"/>
+        </w:rPr>
+        <w:t>p</w:t>
+      </w:r>
+      <w:r>
+        <w:rPr>
+          <w:rFonts w:ascii="Century Gothic" w:hAnsi="Century Gothic"/>
+          <w:color w:themeColor="text1" w:val="000000"/>
+          <w:sz w:val="24"/>
+          <w:szCs w:val="24"/>
+        </w:rPr>
+        <w:t xml:space="preserve"> if specific_skills %}</w:t>
+      </w:r>
+    </w:p>
+    <w:p>
+      <w:pPr>
+        <w:pStyle w:val="Normal"/>
+        <w:tabs>
+          <w:tab w:val="clear" w:pos="708"/>
+          <w:tab w:val="left" w:pos="1398" w:leader="none"/>
+          <w:tab w:val="left" w:pos="1399" w:leader="none"/>
+        </w:tabs>
+        <w:spacing w:lineRule="auto" w:line="240" w:before="0" w:after="0"/>
+        <w:ind w:hanging="0" w:start="0"/>
+        <w:rPr>
+          <w:rFonts w:ascii="Century Gothic" w:hAnsi="Century Gothic"/>
+          <w:color w:themeColor="text1" w:val="000000"/>
+          <w:sz w:val="24"/>
+          <w:szCs w:val="24"/>
+        </w:rPr>
+      </w:pPr>
+      <w:r>
+        <w:rPr>
+          <w:rFonts w:ascii="Century Gothic" w:hAnsi="Century Gothic"/>
+          <w:color w:themeColor="text1" w:val="000000"/>
+          <w:sz w:val="24"/>
+          <w:szCs w:val="24"/>
+        </w:rPr>
+        <w:t>{%</w:t>
+      </w:r>
+      <w:r>
+        <w:rPr>
+          <w:rFonts w:ascii="Century Gothic" w:hAnsi="Century Gothic"/>
+          <w:color w:themeColor="text1" w:val="000000"/>
+          <w:sz w:val="24"/>
+          <w:szCs w:val="24"/>
+        </w:rPr>
+        <w:t>p</w:t>
+      </w:r>
+      <w:r>
+        <w:rPr>
+          <w:rFonts w:ascii="Century Gothic" w:hAnsi="Century Gothic"/>
+          <w:color w:themeColor="text1" w:val="000000"/>
+          <w:sz w:val="24"/>
+          <w:szCs w:val="24"/>
+        </w:rPr>
+        <w:t xml:space="preserve"> for spec in specific_skills %}</w:t>
+      </w:r>
+    </w:p>
+    <w:p>
       <w:pPr>
         <w:pStyle w:val="ListParagraph"/>
         <w:numPr>
@@ -418,171 +570,225 @@
         </w:numPr>
         <w:tabs>
           <w:tab w:val="clear" w:pos="708"/>
-          <w:tab w:val="left" w:leader="none" w:pos="1398"/>
-          <w:tab w:val="left" w:leader="none" w:pos="1399"/>
-        </w:tabs>
-        <w:spacing w:before="0" w:after="0" w:line="240" w:lineRule="auto"/>
-        <w:ind w:start="1457" w:hanging="720"/>
+          <w:tab w:val="left" w:pos="1398" w:leader="none"/>
+          <w:tab w:val="left" w:pos="1399" w:leader="none"/>
+        </w:tabs>
+        <w:spacing w:lineRule="auto" w:line="240" w:before="0" w:after="0"/>
+        <w:ind w:hanging="720" w:start="1457"/>
         <w:contextualSpacing w:val="false"/>
         <w:rPr>
           <w:rFonts w:ascii="Century Gothic" w:hAnsi="Century Gothic"/>
-          <w:color w:val="000000" w:themeColor="text1"/>
-          <w:sz w:val="24"/>
-          <w:szCs w:val="24"/>
-        </w:rPr>
-      </w:pPr>
-      <w:r>
-        <w:rPr>
-          <w:rFonts w:ascii="Century Gothic" w:hAnsi="Century Gothic"/>
-          <w:color w:val="000000" w:themeColor="text1"/>
+          <w:color w:themeColor="text1" w:val="000000"/>
+          <w:sz w:val="24"/>
+          <w:szCs w:val="24"/>
+        </w:rPr>
+      </w:pPr>
+      <w:r>
+        <w:rPr>
+          <w:rFonts w:ascii="Century Gothic" w:hAnsi="Century Gothic"/>
+          <w:color w:themeColor="text1" w:val="000000"/>
           <w:sz w:val="24"/>
           <w:szCs w:val="24"/>
         </w:rPr>
         <w:t>{{ spec }}</w:t>
       </w:r>
     </w:p>
-    <w:p xmlns:wp14="http://schemas.microsoft.com/office/word/2010/wordml" wp14:textId="77777777">
-      <w:pPr>
-        <w:pStyle w:val="Normal"/>
-        <w:tabs>
-          <w:tab w:val="clear" w:pos="708"/>
-          <w:tab w:val="left" w:leader="none" w:pos="1398"/>
-          <w:tab w:val="left" w:leader="none" w:pos="1399"/>
-        </w:tabs>
-        <w:spacing w:before="0" w:after="0" w:line="240" w:lineRule="auto"/>
-        <w:ind w:start="0" w:hanging="0"/>
-        <w:rPr>
-          <w:rFonts w:ascii="Century Gothic" w:hAnsi="Century Gothic"/>
-          <w:color w:val="000000" w:themeColor="text1"/>
-          <w:sz w:val="24"/>
-          <w:szCs w:val="24"/>
-        </w:rPr>
-      </w:pPr>
-      <w:r>
-        <w:rPr>
-          <w:rFonts w:ascii="Century Gothic" w:hAnsi="Century Gothic"/>
-          <w:color w:val="000000" w:themeColor="text1"/>
-          <w:sz w:val="24"/>
-          <w:szCs w:val="24"/>
-        </w:rPr>
-        <w:t>{% endfor %}</w:t>
-      </w:r>
-    </w:p>
-    <w:p xmlns:wp14="http://schemas.microsoft.com/office/word/2010/wordml" wp14:textId="77777777">
-      <w:pPr>
-        <w:pStyle w:val="Normal"/>
-        <w:tabs>
-          <w:tab w:val="clear" w:pos="708"/>
-          <w:tab w:val="left" w:leader="none" w:pos="1398"/>
-          <w:tab w:val="left" w:leader="none" w:pos="1399"/>
-        </w:tabs>
-        <w:spacing w:before="0" w:after="0" w:line="240" w:lineRule="auto"/>
-        <w:ind w:start="0" w:hanging="0"/>
-        <w:rPr>
-          <w:rFonts w:ascii="Century Gothic" w:hAnsi="Century Gothic"/>
-          <w:color w:val="000000" w:themeColor="text1"/>
-          <w:sz w:val="24"/>
-          <w:szCs w:val="24"/>
-        </w:rPr>
-      </w:pPr>
-      <w:r>
-        <w:rPr>
-          <w:rFonts w:ascii="Century Gothic" w:hAnsi="Century Gothic"/>
-          <w:color w:val="000000" w:themeColor="text1"/>
-          <w:sz w:val="24"/>
-          <w:szCs w:val="24"/>
-        </w:rPr>
-        <w:t>{% else %}</w:t>
-      </w:r>
-    </w:p>
-    <w:p xmlns:wp14="http://schemas.microsoft.com/office/word/2010/wordml" wp14:textId="77777777">
-      <w:pPr>
-        <w:pStyle w:val="Normal"/>
-        <w:tabs>
-          <w:tab w:val="clear" w:pos="708"/>
-          <w:tab w:val="left" w:leader="none" w:pos="1398"/>
-          <w:tab w:val="left" w:leader="none" w:pos="1399"/>
-        </w:tabs>
-        <w:spacing w:before="0" w:after="0" w:line="240" w:lineRule="auto"/>
-        <w:ind w:start="0" w:hanging="0"/>
-        <w:rPr>
-          <w:rFonts w:ascii="Century Gothic" w:hAnsi="Century Gothic"/>
-          <w:color w:val="000000" w:themeColor="text1"/>
-          <w:sz w:val="24"/>
-          <w:szCs w:val="24"/>
-        </w:rPr>
-      </w:pPr>
-      <w:r>
-        <w:rPr>
-          <w:rFonts w:ascii="Century Gothic" w:hAnsi="Century Gothic"/>
-          <w:color w:val="000000" w:themeColor="text1"/>
+    <w:p>
+      <w:pPr>
+        <w:pStyle w:val="Normal"/>
+        <w:tabs>
+          <w:tab w:val="clear" w:pos="708"/>
+          <w:tab w:val="left" w:pos="1398" w:leader="none"/>
+          <w:tab w:val="left" w:pos="1399" w:leader="none"/>
+        </w:tabs>
+        <w:spacing w:lineRule="auto" w:line="240" w:before="0" w:after="0"/>
+        <w:ind w:hanging="0" w:start="0"/>
+        <w:rPr>
+          <w:rFonts w:ascii="Century Gothic" w:hAnsi="Century Gothic"/>
+          <w:color w:themeColor="text1" w:val="000000"/>
+          <w:sz w:val="24"/>
+          <w:szCs w:val="24"/>
+        </w:rPr>
+      </w:pPr>
+      <w:r>
+        <w:rPr>
+          <w:rFonts w:ascii="Century Gothic" w:hAnsi="Century Gothic"/>
+          <w:color w:themeColor="text1" w:val="000000"/>
+          <w:sz w:val="24"/>
+          <w:szCs w:val="24"/>
+        </w:rPr>
+        <w:t>{%</w:t>
+      </w:r>
+      <w:r>
+        <w:rPr>
+          <w:rFonts w:ascii="Century Gothic" w:hAnsi="Century Gothic"/>
+          <w:color w:themeColor="text1" w:val="000000"/>
+          <w:sz w:val="24"/>
+          <w:szCs w:val="24"/>
+        </w:rPr>
+        <w:t>p</w:t>
+      </w:r>
+      <w:r>
+        <w:rPr>
+          <w:rFonts w:ascii="Century Gothic" w:hAnsi="Century Gothic"/>
+          <w:color w:themeColor="text1" w:val="000000"/>
+          <w:sz w:val="24"/>
+          <w:szCs w:val="24"/>
+        </w:rPr>
+        <w:t xml:space="preserve"> endfor %}</w:t>
+      </w:r>
+    </w:p>
+    <w:p>
+      <w:pPr>
+        <w:pStyle w:val="Normal"/>
+        <w:tabs>
+          <w:tab w:val="clear" w:pos="708"/>
+          <w:tab w:val="left" w:pos="1398" w:leader="none"/>
+          <w:tab w:val="left" w:pos="1399" w:leader="none"/>
+        </w:tabs>
+        <w:spacing w:lineRule="auto" w:line="240" w:before="0" w:after="0"/>
+        <w:ind w:hanging="0" w:start="0"/>
+        <w:rPr>
+          <w:rFonts w:ascii="Century Gothic" w:hAnsi="Century Gothic"/>
+          <w:color w:themeColor="text1" w:val="000000"/>
+          <w:sz w:val="24"/>
+          <w:szCs w:val="24"/>
+        </w:rPr>
+      </w:pPr>
+      <w:r>
+        <w:rPr>
+          <w:rFonts w:ascii="Century Gothic" w:hAnsi="Century Gothic"/>
+          <w:color w:themeColor="text1" w:val="000000"/>
+          <w:sz w:val="24"/>
+          <w:szCs w:val="24"/>
+        </w:rPr>
+        <w:t>{%</w:t>
+      </w:r>
+      <w:r>
+        <w:rPr>
+          <w:rFonts w:ascii="Century Gothic" w:hAnsi="Century Gothic"/>
+          <w:color w:themeColor="text1" w:val="000000"/>
+          <w:sz w:val="24"/>
+          <w:szCs w:val="24"/>
+        </w:rPr>
+        <w:t>p</w:t>
+      </w:r>
+      <w:r>
+        <w:rPr>
+          <w:rFonts w:ascii="Century Gothic" w:hAnsi="Century Gothic"/>
+          <w:color w:themeColor="text1" w:val="000000"/>
+          <w:sz w:val="24"/>
+          <w:szCs w:val="24"/>
+        </w:rPr>
+        <w:t xml:space="preserve"> else %}</w:t>
+      </w:r>
+    </w:p>
+    <w:p>
+      <w:pPr>
+        <w:pStyle w:val="Normal"/>
+        <w:tabs>
+          <w:tab w:val="clear" w:pos="708"/>
+          <w:tab w:val="left" w:pos="1398" w:leader="none"/>
+          <w:tab w:val="left" w:pos="1399" w:leader="none"/>
+        </w:tabs>
+        <w:spacing w:lineRule="auto" w:line="240" w:before="0" w:after="0"/>
+        <w:ind w:hanging="0" w:start="0"/>
+        <w:rPr>
+          <w:rFonts w:ascii="Century Gothic" w:hAnsi="Century Gothic"/>
+          <w:color w:themeColor="text1" w:val="000000"/>
+          <w:sz w:val="24"/>
+          <w:szCs w:val="24"/>
+        </w:rPr>
+      </w:pPr>
+      <w:r>
+        <w:rPr>
+          <w:rFonts w:ascii="Century Gothic" w:hAnsi="Century Gothic"/>
+          <w:color w:themeColor="text1" w:val="000000"/>
           <w:sz w:val="24"/>
           <w:szCs w:val="24"/>
         </w:rPr>
         <w:t>Non renseigné</w:t>
       </w:r>
     </w:p>
-    <w:p xmlns:wp14="http://schemas.microsoft.com/office/word/2010/wordml" wp14:textId="77777777">
-      <w:pPr>
-        <w:pStyle w:val="Normal"/>
-        <w:tabs>
-          <w:tab w:val="clear" w:pos="708"/>
-          <w:tab w:val="left" w:leader="none" w:pos="1398"/>
-          <w:tab w:val="left" w:leader="none" w:pos="1399"/>
-        </w:tabs>
-        <w:spacing w:before="0" w:after="0" w:line="240" w:lineRule="auto"/>
-        <w:ind w:start="0" w:hanging="0"/>
-        <w:rPr>
-          <w:rFonts w:ascii="Century Gothic" w:hAnsi="Century Gothic"/>
-          <w:color w:val="000000" w:themeColor="text1"/>
-          <w:sz w:val="24"/>
-          <w:szCs w:val="24"/>
-        </w:rPr>
-      </w:pPr>
-      <w:r>
-        <w:rPr>
-          <w:rFonts w:ascii="Century Gothic" w:hAnsi="Century Gothic"/>
-          <w:color w:val="000000" w:themeColor="text1"/>
-          <w:sz w:val="24"/>
-          <w:szCs w:val="24"/>
-        </w:rPr>
-        <w:t>{% endif %}</w:t>
-      </w:r>
-    </w:p>
-    <w:p xmlns:wp14="http://schemas.microsoft.com/office/word/2010/wordml" wp14:textId="77777777">
+    <w:p>
+      <w:pPr>
+        <w:pStyle w:val="Normal"/>
+        <w:tabs>
+          <w:tab w:val="clear" w:pos="708"/>
+          <w:tab w:val="left" w:pos="1398" w:leader="none"/>
+          <w:tab w:val="left" w:pos="1399" w:leader="none"/>
+        </w:tabs>
+        <w:spacing w:lineRule="auto" w:line="240" w:before="0" w:after="0"/>
+        <w:ind w:hanging="0" w:start="0"/>
+        <w:rPr>
+          <w:rFonts w:ascii="Century Gothic" w:hAnsi="Century Gothic"/>
+          <w:color w:themeColor="text1" w:val="000000"/>
+          <w:sz w:val="24"/>
+          <w:szCs w:val="24"/>
+        </w:rPr>
+      </w:pPr>
+      <w:r>
+        <w:rPr>
+          <w:rFonts w:ascii="Century Gothic" w:hAnsi="Century Gothic"/>
+          <w:color w:themeColor="text1" w:val="000000"/>
+          <w:sz w:val="24"/>
+          <w:szCs w:val="24"/>
+        </w:rPr>
+        <w:t>{%</w:t>
+      </w:r>
+      <w:r>
+        <w:rPr>
+          <w:rFonts w:ascii="Century Gothic" w:hAnsi="Century Gothic"/>
+          <w:color w:themeColor="text1" w:val="000000"/>
+          <w:sz w:val="24"/>
+          <w:szCs w:val="24"/>
+        </w:rPr>
+        <w:t>p</w:t>
+      </w:r>
+      <w:r>
+        <w:rPr>
+          <w:rFonts w:ascii="Century Gothic" w:hAnsi="Century Gothic"/>
+          <w:color w:themeColor="text1" w:val="000000"/>
+          <w:sz w:val="24"/>
+          <w:szCs w:val="24"/>
+        </w:rPr>
+        <w:t xml:space="preserve"> endif %}</w:t>
+      </w:r>
+    </w:p>
+    <w:p>
       <w:pPr>
         <w:pStyle w:val="ListParagraph"/>
         <w:tabs>
           <w:tab w:val="clear" w:pos="708"/>
-          <w:tab w:val="left" w:leader="none" w:pos="1398"/>
-          <w:tab w:val="left" w:leader="none" w:pos="1399"/>
-        </w:tabs>
-        <w:spacing w:before="0" w:after="0" w:line="240" w:lineRule="auto"/>
+          <w:tab w:val="left" w:pos="1398" w:leader="none"/>
+          <w:tab w:val="left" w:pos="1399" w:leader="none"/>
+        </w:tabs>
+        <w:spacing w:lineRule="auto" w:line="240" w:before="0" w:after="0"/>
         <w:ind w:start="1457"/>
         <w:contextualSpacing w:val="false"/>
         <w:rPr>
           <w:rFonts w:ascii="Century Gothic" w:hAnsi="Century Gothic"/>
-          <w:color w:val="000000" w:themeColor="text1"/>
-          <w:sz w:val="24"/>
-          <w:szCs w:val="24"/>
-        </w:rPr>
-      </w:pPr>
-      <w:r>
-        <w:rPr>
-          <w:rFonts w:ascii="Century Gothic" w:hAnsi="Century Gothic"/>
-          <w:color w:val="000000" w:themeColor="text1"/>
-          <w:sz w:val="24"/>
-          <w:szCs w:val="24"/>
-        </w:rPr>
-      </w:r>
-    </w:p>
-    <w:p xmlns:wp14="http://schemas.microsoft.com/office/word/2010/wordml" wp14:textId="77777777">
+          <w:color w:themeColor="text1" w:val="000000"/>
+          <w:sz w:val="24"/>
+          <w:szCs w:val="24"/>
+        </w:rPr>
+      </w:pPr>
+      <w:r>
+        <w:rPr>
+          <w:rFonts w:ascii="Century Gothic" w:hAnsi="Century Gothic"/>
+          <w:color w:themeColor="text1" w:val="000000"/>
+          <w:sz w:val="24"/>
+          <w:szCs w:val="24"/>
+        </w:rPr>
+      </w:r>
+    </w:p>
+    <w:p>
       <w:pPr>
         <w:pStyle w:val="Normal"/>
         <w:pBdr>
-          <w:left w:val="single" w:color="FF0000" w:sz="24" w:space="4"/>
+          <w:left w:val="single" w:sz="24" w:space="4" w:color="FF0000"/>
         </w:pBdr>
-        <w:spacing w:before="120" w:after="120" w:line="240" w:lineRule="auto"/>
+        <w:spacing w:lineRule="auto" w:line="240" w:before="120" w:after="120"/>
         <w:jc w:val="both"/>
         <w:rPr>
           <w:rFonts w:ascii="Century Gothic" w:hAnsi="Century Gothic"/>
@@ -598,41 +804,59 @@
           <w:rFonts w:ascii="Century Gothic" w:hAnsi="Century Gothic"/>
           <w:b/>
           <w:bCs/>
-          <w:color w:val="0D0D0D" w:themeColor="text1" w:themeTint="f2"/>
+          <w:color w:themeColor="text1" w:themeTint="f2" w:val="0D0D0D"/>
           <w:sz w:val="28"/>
           <w:szCs w:val="28"/>
         </w:rPr>
         <w:t>Formation</w:t>
       </w:r>
     </w:p>
-    <w:p xmlns:wp14="http://schemas.microsoft.com/office/word/2010/wordml" wp14:textId="77777777">
-      <w:pPr>
-        <w:pStyle w:val="Normal"/>
-        <w:tabs>
-          <w:tab w:val="clear" w:pos="708"/>
-          <w:tab w:val="left" w:leader="none" w:pos="1398"/>
-          <w:tab w:val="left" w:leader="none" w:pos="1399"/>
-        </w:tabs>
-        <w:spacing w:before="0" w:after="0" w:line="240" w:lineRule="auto"/>
-        <w:ind w:start="0" w:hanging="0"/>
-        <w:rPr>
-          <w:rFonts w:ascii="Century Gothic" w:hAnsi="Century Gothic"/>
-          <w:color w:val="000000" w:themeColor="text1"/>
-          <w:sz w:val="24"/>
-          <w:szCs w:val="24"/>
-        </w:rPr>
-      </w:pPr>
-      <w:r>
-        <w:rPr>
-          <w:rFonts w:ascii="Century Gothic" w:hAnsi="Century Gothic"/>
-          <w:color w:val="000000" w:themeColor="text1"/>
-          <w:sz w:val="24"/>
-          <w:szCs w:val="24"/>
-        </w:rPr>
-        <w:t>{% for edu in education %}</w:t>
-      </w:r>
-    </w:p>
-    <w:p xmlns:wp14="http://schemas.microsoft.com/office/word/2010/wordml" wp14:textId="77777777">
+    <w:p>
+      <w:pPr>
+        <w:pStyle w:val="Normal"/>
+        <w:tabs>
+          <w:tab w:val="clear" w:pos="708"/>
+          <w:tab w:val="left" w:pos="1398" w:leader="none"/>
+          <w:tab w:val="left" w:pos="1399" w:leader="none"/>
+        </w:tabs>
+        <w:spacing w:lineRule="auto" w:line="240" w:before="0" w:after="0"/>
+        <w:ind w:hanging="0" w:start="0"/>
+        <w:rPr>
+          <w:rFonts w:ascii="Century Gothic" w:hAnsi="Century Gothic"/>
+          <w:color w:themeColor="text1" w:val="000000"/>
+          <w:sz w:val="24"/>
+          <w:szCs w:val="24"/>
+        </w:rPr>
+      </w:pPr>
+      <w:r>
+        <w:rPr>
+          <w:rFonts w:ascii="Century Gothic" w:hAnsi="Century Gothic"/>
+          <w:color w:themeColor="text1" w:val="000000"/>
+          <w:sz w:val="24"/>
+          <w:szCs w:val="24"/>
+        </w:rPr>
+        <w:t>{%</w:t>
+      </w:r>
+      <w:r>
+        <w:rPr>
+          <w:rFonts w:ascii="Century Gothic" w:hAnsi="Century Gothic"/>
+          <w:color w:themeColor="text1" w:val="000000"/>
+          <w:sz w:val="24"/>
+          <w:szCs w:val="24"/>
+        </w:rPr>
+        <w:t>p</w:t>
+      </w:r>
+      <w:r>
+        <w:rPr>
+          <w:rFonts w:ascii="Century Gothic" w:hAnsi="Century Gothic"/>
+          <w:color w:themeColor="text1" w:val="000000"/>
+          <w:sz w:val="24"/>
+          <w:szCs w:val="24"/>
+        </w:rPr>
+        <w:t xml:space="preserve"> for edu in education %}</w:t>
+      </w:r>
+    </w:p>
+    <w:p>
       <w:pPr>
         <w:pStyle w:val="ListParagraph"/>
         <w:numPr>
@@ -641,24 +865,24 @@
         </w:numPr>
         <w:tabs>
           <w:tab w:val="clear" w:pos="708"/>
-          <w:tab w:val="left" w:leader="none" w:pos="1398"/>
-          <w:tab w:val="left" w:leader="none" w:pos="1399"/>
-        </w:tabs>
-        <w:spacing w:before="0" w:after="0" w:line="240" w:lineRule="auto"/>
-        <w:ind w:start="1457" w:hanging="720"/>
+          <w:tab w:val="left" w:pos="1398" w:leader="none"/>
+          <w:tab w:val="left" w:pos="1399" w:leader="none"/>
+        </w:tabs>
+        <w:spacing w:lineRule="auto" w:line="240" w:before="0" w:after="0"/>
+        <w:ind w:hanging="720" w:start="1457"/>
         <w:contextualSpacing w:val="false"/>
         <w:rPr>
           <w:rFonts w:ascii="Century Gothic" w:hAnsi="Century Gothic"/>
-          <w:color w:val="000000" w:themeColor="text1"/>
-          <w:sz w:val="24"/>
-          <w:szCs w:val="24"/>
-          <w:lang w:val="en-US"/>
-        </w:rPr>
-      </w:pPr>
-      <w:r>
-        <w:rPr>
-          <w:rFonts w:ascii="Century Gothic" w:hAnsi="Century Gothic"/>
-          <w:color w:val="000000" w:themeColor="text1"/>
+          <w:color w:themeColor="text1" w:val="000000"/>
+          <w:sz w:val="24"/>
+          <w:szCs w:val="24"/>
+          <w:lang w:val="en-US"/>
+        </w:rPr>
+      </w:pPr>
+      <w:r>
+        <w:rPr>
+          <w:rFonts w:ascii="Century Gothic" w:hAnsi="Century Gothic"/>
+          <w:color w:themeColor="text1" w:val="000000"/>
           <w:sz w:val="24"/>
           <w:szCs w:val="24"/>
           <w:lang w:val="en-US"/>
@@ -670,7 +894,7 @@
           <w:rFonts w:ascii="Century Gothic" w:hAnsi="Century Gothic"/>
           <w:b/>
           <w:bCs/>
-          <w:color w:val="000000" w:themeColor="text1"/>
+          <w:color w:themeColor="text1" w:val="000000"/>
           <w:sz w:val="24"/>
           <w:szCs w:val="24"/>
           <w:lang w:val="en-US"/>
@@ -680,7 +904,7 @@
       <w:r>
         <w:rPr>
           <w:rFonts w:ascii="Century Gothic" w:hAnsi="Century Gothic"/>
-          <w:color w:val="000000" w:themeColor="text1"/>
+          <w:color w:themeColor="text1" w:val="000000"/>
           <w:sz w:val="24"/>
           <w:szCs w:val="24"/>
           <w:lang w:val="en-US"/>
@@ -688,40 +912,58 @@
         <w:t xml:space="preserve"> | default(" ") }} : {{ edu.degree }} - {{ edu.school }}</w:t>
       </w:r>
     </w:p>
-    <w:p xmlns:wp14="http://schemas.microsoft.com/office/word/2010/wordml" wp14:textId="77777777">
-      <w:pPr>
-        <w:pStyle w:val="Normal"/>
-        <w:tabs>
-          <w:tab w:val="clear" w:pos="708"/>
-          <w:tab w:val="left" w:leader="none" w:pos="1398"/>
-          <w:tab w:val="left" w:leader="none" w:pos="1399"/>
-        </w:tabs>
-        <w:spacing w:before="0" w:after="0" w:line="240" w:lineRule="auto"/>
-        <w:ind w:start="0" w:hanging="0"/>
-        <w:rPr>
-          <w:rFonts w:ascii="Century Gothic" w:hAnsi="Century Gothic"/>
-          <w:color w:val="000000" w:themeColor="text1"/>
-          <w:sz w:val="24"/>
-          <w:szCs w:val="24"/>
-        </w:rPr>
-      </w:pPr>
-      <w:r>
-        <w:rPr>
-          <w:rFonts w:ascii="Century Gothic" w:hAnsi="Century Gothic"/>
-          <w:color w:val="000000" w:themeColor="text1"/>
-          <w:sz w:val="24"/>
-          <w:szCs w:val="24"/>
-        </w:rPr>
-        <w:t>{% endfor %}</w:t>
-      </w:r>
-    </w:p>
-    <w:p xmlns:wp14="http://schemas.microsoft.com/office/word/2010/wordml" wp14:textId="77777777">
+    <w:p>
+      <w:pPr>
+        <w:pStyle w:val="Normal"/>
+        <w:tabs>
+          <w:tab w:val="clear" w:pos="708"/>
+          <w:tab w:val="left" w:pos="1398" w:leader="none"/>
+          <w:tab w:val="left" w:pos="1399" w:leader="none"/>
+        </w:tabs>
+        <w:spacing w:lineRule="auto" w:line="240" w:before="0" w:after="0"/>
+        <w:ind w:hanging="0" w:start="0"/>
+        <w:rPr>
+          <w:rFonts w:ascii="Century Gothic" w:hAnsi="Century Gothic"/>
+          <w:color w:themeColor="text1" w:val="000000"/>
+          <w:sz w:val="24"/>
+          <w:szCs w:val="24"/>
+        </w:rPr>
+      </w:pPr>
+      <w:r>
+        <w:rPr>
+          <w:rFonts w:ascii="Century Gothic" w:hAnsi="Century Gothic"/>
+          <w:color w:themeColor="text1" w:val="000000"/>
+          <w:sz w:val="24"/>
+          <w:szCs w:val="24"/>
+        </w:rPr>
+        <w:t>{%</w:t>
+      </w:r>
+      <w:r>
+        <w:rPr>
+          <w:rFonts w:ascii="Century Gothic" w:hAnsi="Century Gothic"/>
+          <w:color w:themeColor="text1" w:val="000000"/>
+          <w:sz w:val="24"/>
+          <w:szCs w:val="24"/>
+        </w:rPr>
+        <w:t>p</w:t>
+      </w:r>
+      <w:r>
+        <w:rPr>
+          <w:rFonts w:ascii="Century Gothic" w:hAnsi="Century Gothic"/>
+          <w:color w:themeColor="text1" w:val="000000"/>
+          <w:sz w:val="24"/>
+          <w:szCs w:val="24"/>
+        </w:rPr>
+        <w:t xml:space="preserve"> endfor %}</w:t>
+      </w:r>
+    </w:p>
+    <w:p>
       <w:pPr>
         <w:pStyle w:val="Normal"/>
         <w:pBdr>
-          <w:left w:val="single" w:color="FF0000" w:sz="24" w:space="4"/>
+          <w:left w:val="single" w:sz="24" w:space="4" w:color="FF0000"/>
         </w:pBdr>
-        <w:spacing w:before="120" w:after="120" w:line="240" w:lineRule="auto"/>
+        <w:spacing w:lineRule="auto" w:line="240" w:before="120" w:after="120"/>
         <w:jc w:val="both"/>
         <w:rPr>
           <w:rFonts w:ascii="Century Gothic" w:hAnsi="Century Gothic"/>
@@ -737,41 +979,59 @@
           <w:rFonts w:ascii="Century Gothic" w:hAnsi="Century Gothic"/>
           <w:b/>
           <w:bCs/>
-          <w:color w:val="0D0D0D" w:themeColor="text1" w:themeTint="f2"/>
+          <w:color w:themeColor="text1" w:themeTint="f2" w:val="0D0D0D"/>
           <w:sz w:val="28"/>
           <w:szCs w:val="28"/>
         </w:rPr>
         <w:t>Langues</w:t>
       </w:r>
     </w:p>
-    <w:p xmlns:wp14="http://schemas.microsoft.com/office/word/2010/wordml" wp14:textId="77777777">
-      <w:pPr>
-        <w:pStyle w:val="Normal"/>
-        <w:tabs>
-          <w:tab w:val="clear" w:pos="708"/>
-          <w:tab w:val="left" w:leader="none" w:pos="1398"/>
-          <w:tab w:val="left" w:leader="none" w:pos="1399"/>
-        </w:tabs>
-        <w:spacing w:before="0" w:after="0" w:line="240" w:lineRule="auto"/>
-        <w:ind w:start="0" w:hanging="0"/>
-        <w:rPr>
-          <w:rFonts w:ascii="Century Gothic" w:hAnsi="Century Gothic"/>
-          <w:color w:val="000000" w:themeColor="text1"/>
-          <w:sz w:val="24"/>
-          <w:szCs w:val="24"/>
-        </w:rPr>
-      </w:pPr>
-      <w:r>
-        <w:rPr>
-          <w:rFonts w:ascii="Century Gothic" w:hAnsi="Century Gothic"/>
-          <w:color w:val="000000" w:themeColor="text1"/>
-          <w:sz w:val="24"/>
-          <w:szCs w:val="24"/>
-        </w:rPr>
-        <w:t>{% for lang in languages %}</w:t>
-      </w:r>
-    </w:p>
-    <w:p xmlns:wp14="http://schemas.microsoft.com/office/word/2010/wordml" wp14:textId="77777777">
+    <w:p>
+      <w:pPr>
+        <w:pStyle w:val="Normal"/>
+        <w:tabs>
+          <w:tab w:val="clear" w:pos="708"/>
+          <w:tab w:val="left" w:pos="1398" w:leader="none"/>
+          <w:tab w:val="left" w:pos="1399" w:leader="none"/>
+        </w:tabs>
+        <w:spacing w:lineRule="auto" w:line="240" w:before="0" w:after="0"/>
+        <w:ind w:hanging="0" w:start="0"/>
+        <w:rPr>
+          <w:rFonts w:ascii="Century Gothic" w:hAnsi="Century Gothic"/>
+          <w:color w:themeColor="text1" w:val="000000"/>
+          <w:sz w:val="24"/>
+          <w:szCs w:val="24"/>
+        </w:rPr>
+      </w:pPr>
+      <w:r>
+        <w:rPr>
+          <w:rFonts w:ascii="Century Gothic" w:hAnsi="Century Gothic"/>
+          <w:color w:themeColor="text1" w:val="000000"/>
+          <w:sz w:val="24"/>
+          <w:szCs w:val="24"/>
+        </w:rPr>
+        <w:t>{%</w:t>
+      </w:r>
+      <w:r>
+        <w:rPr>
+          <w:rFonts w:ascii="Century Gothic" w:hAnsi="Century Gothic"/>
+          <w:color w:themeColor="text1" w:val="000000"/>
+          <w:sz w:val="24"/>
+          <w:szCs w:val="24"/>
+        </w:rPr>
+        <w:t>p</w:t>
+      </w:r>
+      <w:r>
+        <w:rPr>
+          <w:rFonts w:ascii="Century Gothic" w:hAnsi="Century Gothic"/>
+          <w:color w:themeColor="text1" w:val="000000"/>
+          <w:sz w:val="24"/>
+          <w:szCs w:val="24"/>
+        </w:rPr>
+        <w:t xml:space="preserve"> for lang in languages %}</w:t>
+      </w:r>
+    </w:p>
+    <w:p>
       <w:pPr>
         <w:pStyle w:val="ListParagraph"/>
         <w:numPr>
@@ -780,23 +1040,23 @@
         </w:numPr>
         <w:tabs>
           <w:tab w:val="clear" w:pos="708"/>
-          <w:tab w:val="left" w:leader="none" w:pos="1398"/>
-          <w:tab w:val="left" w:leader="none" w:pos="1399"/>
-        </w:tabs>
-        <w:spacing w:before="0" w:after="0" w:line="240" w:lineRule="auto"/>
-        <w:ind w:start="1457" w:hanging="720"/>
+          <w:tab w:val="left" w:pos="1398" w:leader="none"/>
+          <w:tab w:val="left" w:pos="1399" w:leader="none"/>
+        </w:tabs>
+        <w:spacing w:lineRule="auto" w:line="240" w:before="0" w:after="0"/>
+        <w:ind w:hanging="720" w:start="1457"/>
         <w:contextualSpacing w:val="false"/>
         <w:rPr>
           <w:rFonts w:ascii="Century Gothic" w:hAnsi="Century Gothic"/>
-          <w:color w:val="000000" w:themeColor="text1"/>
-          <w:sz w:val="24"/>
-          <w:szCs w:val="24"/>
-        </w:rPr>
-      </w:pPr>
-      <w:r>
-        <w:rPr>
-          <w:rFonts w:ascii="Century Gothic" w:hAnsi="Century Gothic"/>
-          <w:color w:val="000000" w:themeColor="text1"/>
+          <w:color w:themeColor="text1" w:val="000000"/>
+          <w:sz w:val="24"/>
+          <w:szCs w:val="24"/>
+        </w:rPr>
+      </w:pPr>
+      <w:r>
+        <w:rPr>
+          <w:rFonts w:ascii="Century Gothic" w:hAnsi="Century Gothic"/>
+          <w:color w:themeColor="text1" w:val="000000"/>
           <w:sz w:val="24"/>
           <w:szCs w:val="24"/>
         </w:rPr>
@@ -807,7 +1067,7 @@
           <w:rFonts w:ascii="Century Gothic" w:hAnsi="Century Gothic"/>
           <w:b/>
           <w:bCs/>
-          <w:color w:val="000000" w:themeColor="text1"/>
+          <w:color w:themeColor="text1" w:val="000000"/>
           <w:sz w:val="24"/>
           <w:szCs w:val="24"/>
         </w:rPr>
@@ -816,53 +1076,71 @@
       <w:r>
         <w:rPr>
           <w:rFonts w:ascii="Century Gothic" w:hAnsi="Century Gothic"/>
-          <w:color w:val="000000" w:themeColor="text1"/>
+          <w:color w:themeColor="text1" w:val="000000"/>
           <w:sz w:val="24"/>
           <w:szCs w:val="24"/>
         </w:rPr>
         <w:t xml:space="preserve"> }} : {{ lang.level }}</w:t>
       </w:r>
     </w:p>
-    <w:p xmlns:wp14="http://schemas.microsoft.com/office/word/2010/wordml" wp14:textId="77777777">
-      <w:pPr>
-        <w:pStyle w:val="Normal"/>
-        <w:tabs>
-          <w:tab w:val="clear" w:pos="708"/>
-          <w:tab w:val="left" w:leader="none" w:pos="1398"/>
-          <w:tab w:val="left" w:leader="none" w:pos="1399"/>
-        </w:tabs>
-        <w:spacing w:before="0" w:after="0" w:line="240" w:lineRule="auto"/>
-        <w:ind w:start="0" w:hanging="0"/>
-        <w:rPr>
-          <w:rFonts w:ascii="Century Gothic" w:hAnsi="Century Gothic"/>
-          <w:color w:val="000000" w:themeColor="text1"/>
-          <w:sz w:val="24"/>
-          <w:szCs w:val="24"/>
-        </w:rPr>
-      </w:pPr>
-      <w:r>
-        <w:rPr>
-          <w:rFonts w:ascii="Century Gothic" w:hAnsi="Century Gothic"/>
-          <w:color w:val="000000" w:themeColor="text1"/>
-          <w:sz w:val="24"/>
-          <w:szCs w:val="24"/>
-        </w:rPr>
-        <w:t>{% endfor %}</w:t>
-      </w:r>
-    </w:p>
-    <w:p xmlns:wp14="http://schemas.microsoft.com/office/word/2010/wordml" wp14:textId="77777777">
+    <w:p>
+      <w:pPr>
+        <w:pStyle w:val="Normal"/>
+        <w:tabs>
+          <w:tab w:val="clear" w:pos="708"/>
+          <w:tab w:val="left" w:pos="1398" w:leader="none"/>
+          <w:tab w:val="left" w:pos="1399" w:leader="none"/>
+        </w:tabs>
+        <w:spacing w:lineRule="auto" w:line="240" w:before="0" w:after="0"/>
+        <w:ind w:hanging="0" w:start="0"/>
+        <w:rPr>
+          <w:rFonts w:ascii="Century Gothic" w:hAnsi="Century Gothic"/>
+          <w:color w:themeColor="text1" w:val="000000"/>
+          <w:sz w:val="24"/>
+          <w:szCs w:val="24"/>
+        </w:rPr>
+      </w:pPr>
+      <w:r>
+        <w:rPr>
+          <w:rFonts w:ascii="Century Gothic" w:hAnsi="Century Gothic"/>
+          <w:color w:themeColor="text1" w:val="000000"/>
+          <w:sz w:val="24"/>
+          <w:szCs w:val="24"/>
+        </w:rPr>
+        <w:t>{%</w:t>
+      </w:r>
+      <w:r>
+        <w:rPr>
+          <w:rFonts w:ascii="Century Gothic" w:hAnsi="Century Gothic"/>
+          <w:color w:themeColor="text1" w:val="000000"/>
+          <w:sz w:val="24"/>
+          <w:szCs w:val="24"/>
+        </w:rPr>
+        <w:t>p</w:t>
+      </w:r>
+      <w:r>
+        <w:rPr>
+          <w:rFonts w:ascii="Century Gothic" w:hAnsi="Century Gothic"/>
+          <w:color w:themeColor="text1" w:val="000000"/>
+          <w:sz w:val="24"/>
+          <w:szCs w:val="24"/>
+        </w:rPr>
+        <w:t xml:space="preserve"> endfor %}</w:t>
+      </w:r>
+    </w:p>
+    <w:p>
       <w:pPr>
         <w:pStyle w:val="Normal"/>
         <w:pBdr>
-          <w:left w:val="single" w:color="FF0000" w:sz="24" w:space="4"/>
+          <w:left w:val="single" w:sz="24" w:space="4" w:color="FF0000"/>
         </w:pBdr>
-        <w:spacing w:before="120" w:after="120" w:line="240" w:lineRule="auto"/>
+        <w:spacing w:lineRule="auto" w:line="240" w:before="120" w:after="120"/>
         <w:jc w:val="both"/>
         <w:rPr>
           <w:rFonts w:ascii="Century Gothic" w:hAnsi="Century Gothic"/>
           <w:b/>
           <w:bCs/>
-          <w:color w:val="0D0D0D" w:themeColor="text1" w:themeTint="f2"/>
+          <w:color w:themeColor="text1" w:themeTint="f2" w:val="0D0D0D"/>
           <w:sz w:val="32"/>
           <w:szCs w:val="32"/>
         </w:rPr>
@@ -872,61 +1150,79 @@
           <w:rFonts w:ascii="Century Gothic" w:hAnsi="Century Gothic"/>
           <w:b/>
           <w:bCs/>
-          <w:color w:val="0D0D0D" w:themeColor="text1" w:themeTint="f2"/>
+          <w:color w:themeColor="text1" w:themeTint="f2" w:val="0D0D0D"/>
           <w:sz w:val="32"/>
           <w:szCs w:val="32"/>
         </w:rPr>
         <w:t>Expériences Professionnelles</w:t>
       </w:r>
     </w:p>
-    <w:p xmlns:wp14="http://schemas.microsoft.com/office/word/2010/wordml" wp14:textId="77777777">
-      <w:pPr>
-        <w:pStyle w:val="Normal"/>
-        <w:tabs>
-          <w:tab w:val="clear" w:pos="708"/>
-          <w:tab w:val="left" w:leader="none" w:pos="1398"/>
-          <w:tab w:val="left" w:leader="none" w:pos="1399"/>
-        </w:tabs>
-        <w:spacing w:before="0" w:after="0" w:line="240" w:lineRule="auto"/>
-        <w:ind w:start="0" w:hanging="0"/>
-        <w:rPr>
-          <w:rFonts w:ascii="Century Gothic" w:hAnsi="Century Gothic" w:cs="Arial" w:cstheme="minorBidi"/>
-          <w:color w:val="0D0D0D" w:themeColor="text1" w:themeTint="f2"/>
-          <w:sz w:val="24"/>
-          <w:szCs w:val="24"/>
-        </w:rPr>
-      </w:pPr>
-      <w:r>
-        <w:rPr>
-          <w:rFonts w:ascii="Century Gothic" w:hAnsi="Century Gothic" w:cs="Arial" w:cstheme="minorBidi"/>
-          <w:color w:val="0D0D0D" w:themeColor="text1" w:themeTint="f2"/>
-          <w:sz w:val="24"/>
-          <w:szCs w:val="24"/>
-        </w:rPr>
-        <w:t>{% for exp in experiences %}</w:t>
-      </w:r>
-    </w:p>
-    <w:p xmlns:wp14="http://schemas.microsoft.com/office/word/2010/wordml" wp14:textId="77777777">
-      <w:pPr>
-        <w:pStyle w:val="Normal"/>
-        <w:tabs>
-          <w:tab w:val="clear" w:pos="708"/>
-          <w:tab w:val="left" w:leader="none" w:pos="1398"/>
-          <w:tab w:val="left" w:leader="none" w:pos="1399"/>
-        </w:tabs>
-        <w:spacing w:before="0" w:after="0" w:line="240" w:lineRule="auto"/>
-        <w:ind w:start="0" w:hanging="0"/>
-        <w:rPr>
-          <w:rFonts w:ascii="Century Gothic" w:hAnsi="Century Gothic" w:cs="Arial" w:cstheme="minorBidi"/>
-          <w:color w:val="0D0D0D" w:themeColor="text1" w:themeTint="f2"/>
-          <w:sz w:val="24"/>
-          <w:szCs w:val="24"/>
-          <w:lang w:val="en-US"/>
-        </w:rPr>
-      </w:pPr>
-      <w:r>
-        <w:rPr>
-          <w:rFonts w:ascii="Century Gothic" w:hAnsi="Century Gothic" w:cs="Arial" w:cstheme="minorBidi"/>
+    <w:p>
+      <w:pPr>
+        <w:pStyle w:val="Normal"/>
+        <w:tabs>
+          <w:tab w:val="clear" w:pos="708"/>
+          <w:tab w:val="left" w:pos="1398" w:leader="none"/>
+          <w:tab w:val="left" w:pos="1399" w:leader="none"/>
+        </w:tabs>
+        <w:spacing w:lineRule="auto" w:line="240" w:before="0" w:after="0"/>
+        <w:ind w:hanging="0" w:start="0"/>
+        <w:rPr>
+          <w:rFonts w:ascii="Century Gothic" w:hAnsi="Century Gothic" w:cs="" w:cstheme="minorBidi"/>
+          <w:color w:themeColor="text1" w:themeTint="f2" w:val="0D0D0D"/>
+          <w:sz w:val="24"/>
+          <w:szCs w:val="24"/>
+        </w:rPr>
+      </w:pPr>
+      <w:r>
+        <w:rPr>
+          <w:rFonts w:cs="" w:ascii="Century Gothic" w:hAnsi="Century Gothic" w:cstheme="minorBidi"/>
+          <w:color w:themeColor="text1" w:themeTint="f2" w:val="0D0D0D"/>
+          <w:sz w:val="24"/>
+          <w:szCs w:val="24"/>
+        </w:rPr>
+        <w:t>{%</w:t>
+      </w:r>
+      <w:r>
+        <w:rPr>
+          <w:rFonts w:cs="" w:ascii="Century Gothic" w:hAnsi="Century Gothic" w:cstheme="minorBidi"/>
+          <w:color w:themeColor="text1" w:themeTint="f2" w:val="0D0D0D"/>
+          <w:sz w:val="24"/>
+          <w:szCs w:val="24"/>
+        </w:rPr>
+        <w:t>p</w:t>
+      </w:r>
+      <w:r>
+        <w:rPr>
+          <w:rFonts w:cs="" w:ascii="Century Gothic" w:hAnsi="Century Gothic" w:cstheme="minorBidi"/>
+          <w:color w:themeColor="text1" w:themeTint="f2" w:val="0D0D0D"/>
+          <w:sz w:val="24"/>
+          <w:szCs w:val="24"/>
+        </w:rPr>
+        <w:t xml:space="preserve"> for exp in experiences %}</w:t>
+      </w:r>
+    </w:p>
+    <w:p>
+      <w:pPr>
+        <w:pStyle w:val="Normal"/>
+        <w:tabs>
+          <w:tab w:val="clear" w:pos="708"/>
+          <w:tab w:val="left" w:pos="1398" w:leader="none"/>
+          <w:tab w:val="left" w:pos="1399" w:leader="none"/>
+        </w:tabs>
+        <w:spacing w:lineRule="auto" w:line="240" w:before="0" w:after="0"/>
+        <w:ind w:hanging="0" w:start="0"/>
+        <w:rPr>
+          <w:rFonts w:ascii="Century Gothic" w:hAnsi="Century Gothic" w:cs="" w:cstheme="minorBidi"/>
+          <w:color w:themeColor="text1" w:themeTint="f2" w:val="0D0D0D"/>
+          <w:sz w:val="24"/>
+          <w:szCs w:val="24"/>
+          <w:lang w:val="en-US"/>
+        </w:rPr>
+      </w:pPr>
+      <w:r>
+        <w:rPr>
+          <w:rFonts w:cs="" w:ascii="Century Gothic" w:hAnsi="Century Gothic" w:cstheme="minorBidi"/>
           <w:b/>
           <w:bCs/>
           <w:color w:val="FF0000"/>
@@ -938,8 +1234,8 @@
       </w:r>
       <w:r>
         <w:rPr>
-          <w:rFonts w:ascii="Century Gothic" w:hAnsi="Century Gothic" w:cs="Arial" w:cstheme="minorBidi"/>
-          <w:color w:val="0D0D0D" w:themeColor="text1" w:themeTint="f2"/>
+          <w:rFonts w:cs="" w:ascii="Century Gothic" w:hAnsi="Century Gothic" w:cstheme="minorBidi"/>
+          <w:color w:themeColor="text1" w:themeTint="f2" w:val="0D0D0D"/>
           <w:sz w:val="24"/>
           <w:szCs w:val="24"/>
           <w:lang w:val="en-US"/>
@@ -947,87 +1243,107 @@
         <w:t>{% endif %}</w:t>
       </w:r>
     </w:p>
-    <w:p xmlns:wp14="http://schemas.microsoft.com/office/word/2010/wordml" wp14:textId="77777777">
-      <w:pPr>
-        <w:pStyle w:val="Normal"/>
-        <w:tabs>
-          <w:tab w:val="clear" w:pos="708"/>
-          <w:tab w:val="left" w:leader="none" w:pos="1398"/>
-          <w:tab w:val="left" w:leader="none" w:pos="1399"/>
-        </w:tabs>
-        <w:spacing w:before="0" w:after="0" w:line="240" w:lineRule="auto"/>
-        <w:ind w:start="0" w:hanging="0"/>
-        <w:rPr>
-          <w:rFonts w:ascii="Century Gothic" w:hAnsi="Century Gothic" w:cs="Arial" w:cstheme="minorBidi"/>
-          <w:color w:val="0D0D0D" w:themeColor="text1" w:themeTint="f2"/>
-          <w:sz w:val="24"/>
-          <w:szCs w:val="24"/>
-          <w:lang w:val="en-US"/>
-        </w:rPr>
-      </w:pPr>
-      <w:r>
-        <w:rPr>
-          <w:rFonts w:ascii="Century Gothic" w:hAnsi="Century Gothic" w:cs="Arial" w:cstheme="minorBidi"/>
-          <w:color w:val="0D0D0D" w:themeColor="text1" w:themeTint="f2"/>
-          <w:sz w:val="24"/>
-          <w:szCs w:val="24"/>
-          <w:lang w:val="en-US"/>
-        </w:rPr>
-        <w:t>{% if exp.position %}</w:t>
-      </w:r>
-    </w:p>
-    <w:p xmlns:wp14="http://schemas.microsoft.com/office/word/2010/wordml" wp14:textId="77777777">
-      <w:pPr>
-        <w:pStyle w:val="Normal"/>
-        <w:tabs>
-          <w:tab w:val="clear" w:pos="708"/>
-          <w:tab w:val="left" w:leader="none" w:pos="1398"/>
-          <w:tab w:val="left" w:leader="none" w:pos="1399"/>
-        </w:tabs>
-        <w:spacing w:before="0" w:after="0" w:line="240" w:lineRule="auto"/>
-        <w:ind w:start="0" w:hanging="0"/>
-        <w:rPr>
-          <w:rFonts w:ascii="Century Gothic" w:hAnsi="Century Gothic" w:cs="Arial" w:cstheme="minorBidi"/>
-          <w:color w:val="0D0D0D" w:themeColor="text1" w:themeTint="f2"/>
-          <w:sz w:val="24"/>
-          <w:szCs w:val="24"/>
-          <w:lang w:val="en-US"/>
-        </w:rPr>
-      </w:pPr>
-      <w:r>
-        <w:rPr>
-          <w:rFonts w:ascii="Century Gothic" w:hAnsi="Century Gothic" w:cs="Arial" w:cstheme="minorBidi"/>
-          <w:color w:val="0D0D0D" w:themeColor="text1" w:themeTint="f2"/>
-          <w:sz w:val="24"/>
-          <w:szCs w:val="24"/>
-          <w:lang w:val="en-US"/>
-        </w:rPr>
-      </w:r>
-    </w:p>
-    <w:p xmlns:wp14="http://schemas.microsoft.com/office/word/2010/wordml" wp14:textId="77777777">
-      <w:pPr>
-        <w:pStyle w:val="Normal"/>
-        <w:tabs>
-          <w:tab w:val="clear" w:pos="708"/>
-          <w:tab w:val="left" w:leader="none" w:pos="1398"/>
-          <w:tab w:val="left" w:leader="none" w:pos="1399"/>
-        </w:tabs>
-        <w:spacing w:before="0" w:after="0" w:line="240" w:lineRule="auto"/>
-        <w:ind w:start="0" w:hanging="0"/>
-        <w:rPr>
-          <w:rFonts w:ascii="Century Gothic" w:hAnsi="Century Gothic" w:cs="Arial" w:cstheme="minorBidi"/>
-          <w:color w:val="0D0D0D" w:themeColor="text1" w:themeTint="f2"/>
-          <w:sz w:val="24"/>
-          <w:szCs w:val="24"/>
-          <w:lang w:val="en-US"/>
-        </w:rPr>
-      </w:pPr>
-      <w:r>
-        <w:rPr>
-          <w:rFonts w:ascii="Century Gothic" w:hAnsi="Century Gothic" w:cs="Arial" w:cstheme="minorBidi"/>
+    <w:p>
+      <w:pPr>
+        <w:pStyle w:val="Normal"/>
+        <w:tabs>
+          <w:tab w:val="clear" w:pos="708"/>
+          <w:tab w:val="left" w:pos="1398" w:leader="none"/>
+          <w:tab w:val="left" w:pos="1399" w:leader="none"/>
+        </w:tabs>
+        <w:spacing w:lineRule="auto" w:line="240" w:before="0" w:after="0"/>
+        <w:ind w:hanging="0" w:start="0"/>
+        <w:rPr>
+          <w:rFonts w:ascii="Century Gothic" w:hAnsi="Century Gothic" w:cs="" w:cstheme="minorBidi"/>
+          <w:color w:themeColor="text1" w:themeTint="f2" w:val="0D0D0D"/>
+          <w:sz w:val="24"/>
+          <w:szCs w:val="24"/>
+          <w:lang w:val="en-US"/>
+        </w:rPr>
+      </w:pPr>
+      <w:r>
+        <w:rPr>
+          <w:rFonts w:cs="" w:ascii="Century Gothic" w:hAnsi="Century Gothic" w:cstheme="minorBidi"/>
+          <w:color w:themeColor="text1" w:themeTint="f2" w:val="0D0D0D"/>
+          <w:sz w:val="24"/>
+          <w:szCs w:val="24"/>
+          <w:lang w:val="en-US"/>
+        </w:rPr>
+        <w:t>{%</w:t>
+      </w:r>
+      <w:r>
+        <w:rPr>
+          <w:rFonts w:cs="" w:ascii="Century Gothic" w:hAnsi="Century Gothic" w:cstheme="minorBidi"/>
+          <w:color w:themeColor="text1" w:themeTint="f2" w:val="0D0D0D"/>
+          <w:sz w:val="24"/>
+          <w:szCs w:val="24"/>
+          <w:lang w:val="en-US"/>
+        </w:rPr>
+        <w:t>p</w:t>
+      </w:r>
+      <w:r>
+        <w:rPr>
+          <w:rFonts w:cs="" w:ascii="Century Gothic" w:hAnsi="Century Gothic" w:cstheme="minorBidi"/>
+          <w:color w:themeColor="text1" w:themeTint="f2" w:val="0D0D0D"/>
+          <w:sz w:val="24"/>
+          <w:szCs w:val="24"/>
+          <w:lang w:val="en-US"/>
+        </w:rPr>
+        <w:t xml:space="preserve"> if exp.position %}</w:t>
+      </w:r>
+    </w:p>
+    <w:p>
+      <w:pPr>
+        <w:pStyle w:val="Normal"/>
+        <w:tabs>
+          <w:tab w:val="clear" w:pos="708"/>
+          <w:tab w:val="left" w:pos="1398" w:leader="none"/>
+          <w:tab w:val="left" w:pos="1399" w:leader="none"/>
+        </w:tabs>
+        <w:spacing w:lineRule="auto" w:line="240" w:before="0" w:after="0"/>
+        <w:ind w:hanging="0" w:start="0"/>
+        <w:rPr>
+          <w:rFonts w:ascii="Century Gothic" w:hAnsi="Century Gothic" w:cs="" w:cstheme="minorBidi"/>
+          <w:color w:themeColor="text1" w:themeTint="f2" w:val="0D0D0D"/>
+          <w:sz w:val="24"/>
+          <w:szCs w:val="24"/>
+          <w:lang w:val="en-US"/>
+        </w:rPr>
+      </w:pPr>
+      <w:r>
+        <w:rPr>
+          <w:rFonts w:cs="" w:cstheme="minorBidi" w:ascii="Century Gothic" w:hAnsi="Century Gothic"/>
+          <w:color w:themeColor="text1" w:themeTint="f2" w:val="0D0D0D"/>
+          <w:sz w:val="24"/>
+          <w:szCs w:val="24"/>
+          <w:lang w:val="en-US"/>
+        </w:rPr>
+      </w:r>
+    </w:p>
+    <w:p>
+      <w:pPr>
+        <w:pStyle w:val="Normal"/>
+        <w:tabs>
+          <w:tab w:val="clear" w:pos="708"/>
+          <w:tab w:val="left" w:pos="1398" w:leader="none"/>
+          <w:tab w:val="left" w:pos="1399" w:leader="none"/>
+        </w:tabs>
+        <w:spacing w:lineRule="auto" w:line="240" w:before="0" w:after="0"/>
+        <w:ind w:hanging="0" w:start="0"/>
+        <w:rPr>
+          <w:rFonts w:ascii="Century Gothic" w:hAnsi="Century Gothic" w:cs="" w:cstheme="minorBidi"/>
+          <w:color w:themeColor="text1" w:themeTint="f2" w:val="0D0D0D"/>
+          <w:sz w:val="24"/>
+          <w:szCs w:val="24"/>
+          <w:lang w:val="en-US"/>
+        </w:rPr>
+      </w:pPr>
+      <w:r>
+        <w:rPr>
+          <w:rFonts w:cs="" w:ascii="Century Gothic" w:hAnsi="Century Gothic" w:cstheme="minorBidi"/>
           <w:b/>
           <w:bCs/>
-          <w:color w:val="0D0D0D" w:themeColor="text1" w:themeTint="f2"/>
+          <w:color w:themeColor="text1" w:themeTint="f2" w:val="0D0D0D"/>
           <w:sz w:val="24"/>
           <w:szCs w:val="24"/>
           <w:lang w:val="en-US"/>
@@ -1036,8 +1352,8 @@
       </w:r>
       <w:r>
         <w:rPr>
-          <w:rFonts w:ascii="Century Gothic" w:hAnsi="Century Gothic" w:cs="Arial" w:cstheme="minorBidi"/>
-          <w:color w:val="0D0D0D" w:themeColor="text1" w:themeTint="f2"/>
+          <w:rFonts w:cs="" w:ascii="Century Gothic" w:hAnsi="Century Gothic" w:cstheme="minorBidi"/>
+          <w:color w:themeColor="text1" w:themeTint="f2" w:val="0D0D0D"/>
           <w:sz w:val="24"/>
           <w:szCs w:val="24"/>
           <w:lang w:val="en-US"/>
@@ -1045,59 +1361,79 @@
         <w:t>:{{ exp.position }}</w:t>
       </w:r>
     </w:p>
-    <w:p xmlns:wp14="http://schemas.microsoft.com/office/word/2010/wordml" wp14:textId="77777777">
-      <w:pPr>
-        <w:pStyle w:val="Normal"/>
-        <w:tabs>
-          <w:tab w:val="clear" w:pos="708"/>
-          <w:tab w:val="left" w:leader="none" w:pos="1398"/>
-          <w:tab w:val="left" w:leader="none" w:pos="1399"/>
-        </w:tabs>
-        <w:spacing w:before="0" w:after="0" w:line="240" w:lineRule="auto"/>
-        <w:ind w:start="0" w:hanging="0"/>
-        <w:rPr>
-          <w:rFonts w:ascii="Century Gothic" w:hAnsi="Century Gothic" w:cs="Arial" w:cstheme="minorBidi"/>
-          <w:color w:val="0D0D0D" w:themeColor="text1" w:themeTint="f2"/>
-          <w:sz w:val="24"/>
-          <w:szCs w:val="24"/>
-          <w:lang w:val="en-US"/>
-        </w:rPr>
-      </w:pPr>
-      <w:r>
-        <w:rPr>
-          <w:rFonts w:ascii="Century Gothic" w:hAnsi="Century Gothic" w:cs="Arial" w:cstheme="minorBidi"/>
-          <w:color w:val="0D0D0D" w:themeColor="text1" w:themeTint="f2"/>
-          <w:sz w:val="24"/>
-          <w:szCs w:val="24"/>
-          <w:lang w:val="en-US"/>
-        </w:rPr>
-        <w:t>{% endif %}</w:t>
-      </w:r>
-    </w:p>
-    <w:p xmlns:wp14="http://schemas.microsoft.com/office/word/2010/wordml" wp14:textId="77777777">
-      <w:pPr>
-        <w:pStyle w:val="Normal"/>
-        <w:tabs>
-          <w:tab w:val="clear" w:pos="708"/>
-          <w:tab w:val="left" w:leader="none" w:pos="1398"/>
-          <w:tab w:val="left" w:leader="none" w:pos="1399"/>
-        </w:tabs>
-        <w:spacing w:before="0" w:after="0" w:line="240" w:lineRule="auto"/>
-        <w:ind w:start="0" w:hanging="0"/>
-        <w:rPr>
-          <w:rFonts w:ascii="Century Gothic" w:hAnsi="Century Gothic" w:cs="Arial" w:cstheme="minorBidi"/>
-          <w:color w:val="0D0D0D" w:themeColor="text1" w:themeTint="f2"/>
-          <w:sz w:val="24"/>
-          <w:szCs w:val="24"/>
-          <w:lang w:val="en-US"/>
-        </w:rPr>
-      </w:pPr>
-      <w:r>
-        <w:rPr>
-          <w:rFonts w:ascii="Century Gothic" w:hAnsi="Century Gothic" w:cs="Arial" w:cstheme="minorBidi"/>
+    <w:p>
+      <w:pPr>
+        <w:pStyle w:val="Normal"/>
+        <w:tabs>
+          <w:tab w:val="clear" w:pos="708"/>
+          <w:tab w:val="left" w:pos="1398" w:leader="none"/>
+          <w:tab w:val="left" w:pos="1399" w:leader="none"/>
+        </w:tabs>
+        <w:spacing w:lineRule="auto" w:line="240" w:before="0" w:after="0"/>
+        <w:ind w:hanging="0" w:start="0"/>
+        <w:rPr>
+          <w:rFonts w:ascii="Century Gothic" w:hAnsi="Century Gothic" w:cs="" w:cstheme="minorBidi"/>
+          <w:color w:themeColor="text1" w:themeTint="f2" w:val="0D0D0D"/>
+          <w:sz w:val="24"/>
+          <w:szCs w:val="24"/>
+          <w:lang w:val="en-US"/>
+        </w:rPr>
+      </w:pPr>
+      <w:r>
+        <w:rPr>
+          <w:rFonts w:cs="" w:ascii="Century Gothic" w:hAnsi="Century Gothic" w:cstheme="minorBidi"/>
+          <w:color w:themeColor="text1" w:themeTint="f2" w:val="0D0D0D"/>
+          <w:sz w:val="24"/>
+          <w:szCs w:val="24"/>
+          <w:lang w:val="en-US"/>
+        </w:rPr>
+        <w:t>{%</w:t>
+      </w:r>
+      <w:r>
+        <w:rPr>
+          <w:rFonts w:cs="" w:ascii="Century Gothic" w:hAnsi="Century Gothic" w:cstheme="minorBidi"/>
+          <w:color w:themeColor="text1" w:themeTint="f2" w:val="0D0D0D"/>
+          <w:sz w:val="24"/>
+          <w:szCs w:val="24"/>
+          <w:lang w:val="en-US"/>
+        </w:rPr>
+        <w:t>p</w:t>
+      </w:r>
+      <w:r>
+        <w:rPr>
+          <w:rFonts w:cs="" w:ascii="Century Gothic" w:hAnsi="Century Gothic" w:cstheme="minorBidi"/>
+          <w:color w:themeColor="text1" w:themeTint="f2" w:val="0D0D0D"/>
+          <w:sz w:val="24"/>
+          <w:szCs w:val="24"/>
+          <w:lang w:val="en-US"/>
+        </w:rPr>
+        <w:t xml:space="preserve"> endif %}</w:t>
+      </w:r>
+    </w:p>
+    <w:p>
+      <w:pPr>
+        <w:pStyle w:val="Normal"/>
+        <w:tabs>
+          <w:tab w:val="clear" w:pos="708"/>
+          <w:tab w:val="left" w:pos="1398" w:leader="none"/>
+          <w:tab w:val="left" w:pos="1399" w:leader="none"/>
+        </w:tabs>
+        <w:spacing w:lineRule="auto" w:line="240" w:before="0" w:after="0"/>
+        <w:ind w:hanging="0" w:start="0"/>
+        <w:rPr>
+          <w:rFonts w:ascii="Century Gothic" w:hAnsi="Century Gothic" w:cs="" w:cstheme="minorBidi"/>
+          <w:color w:themeColor="text1" w:themeTint="f2" w:val="0D0D0D"/>
+          <w:sz w:val="24"/>
+          <w:szCs w:val="24"/>
+          <w:lang w:val="en-US"/>
+        </w:rPr>
+      </w:pPr>
+      <w:r>
+        <w:rPr>
+          <w:rFonts w:cs="" w:ascii="Century Gothic" w:hAnsi="Century Gothic" w:cstheme="minorBidi"/>
           <w:b/>
           <w:bCs/>
-          <w:color w:val="0D0D0D" w:themeColor="text1" w:themeTint="f2"/>
+          <w:color w:themeColor="text1" w:themeTint="f2" w:val="0D0D0D"/>
           <w:sz w:val="24"/>
           <w:szCs w:val="24"/>
           <w:lang w:val="en-US"/>
@@ -1106,8 +1442,8 @@
       </w:r>
       <w:r>
         <w:rPr>
-          <w:rFonts w:ascii="Century Gothic" w:hAnsi="Century Gothic" w:cs="Arial" w:cstheme="minorBidi"/>
-          <w:color w:val="0D0D0D" w:themeColor="text1" w:themeTint="f2"/>
+          <w:rFonts w:cs="" w:ascii="Century Gothic" w:hAnsi="Century Gothic" w:cstheme="minorBidi"/>
+          <w:color w:themeColor="text1" w:themeTint="f2" w:val="0D0D0D"/>
           <w:sz w:val="24"/>
           <w:szCs w:val="24"/>
           <w:lang w:val="en-US"/>
@@ -1115,59 +1451,79 @@
         <w:t>: {{ exp.description }}</w:t>
       </w:r>
     </w:p>
-    <w:p xmlns:wp14="http://schemas.microsoft.com/office/word/2010/wordml" wp14:textId="77777777">
-      <w:pPr>
-        <w:pStyle w:val="Normal"/>
-        <w:tabs>
-          <w:tab w:val="clear" w:pos="708"/>
-          <w:tab w:val="left" w:leader="none" w:pos="1398"/>
-          <w:tab w:val="left" w:leader="none" w:pos="1399"/>
-        </w:tabs>
-        <w:spacing w:before="0" w:after="0" w:line="240" w:lineRule="auto"/>
-        <w:ind w:start="0" w:hanging="0"/>
-        <w:rPr>
-          <w:rFonts w:ascii="Century Gothic" w:hAnsi="Century Gothic" w:cs="Arial" w:cstheme="minorBidi"/>
-          <w:color w:val="0D0D0D" w:themeColor="text1" w:themeTint="f2"/>
-          <w:sz w:val="24"/>
-          <w:szCs w:val="24"/>
-          <w:lang w:val="en-US"/>
-        </w:rPr>
-      </w:pPr>
-      <w:r>
-        <w:rPr>
-          <w:rFonts w:ascii="Century Gothic" w:hAnsi="Century Gothic" w:cs="Arial" w:cstheme="minorBidi"/>
-          <w:color w:val="0D0D0D" w:themeColor="text1" w:themeTint="f2"/>
-          <w:sz w:val="24"/>
-          <w:szCs w:val="24"/>
-          <w:lang w:val="en-US"/>
-        </w:rPr>
-        <w:t>{% if exp.tech_stack %}</w:t>
-      </w:r>
-    </w:p>
-    <w:p xmlns:wp14="http://schemas.microsoft.com/office/word/2010/wordml" wp14:textId="77777777">
-      <w:pPr>
-        <w:pStyle w:val="Normal"/>
-        <w:tabs>
-          <w:tab w:val="clear" w:pos="708"/>
-          <w:tab w:val="left" w:leader="none" w:pos="1398"/>
-          <w:tab w:val="left" w:leader="none" w:pos="1399"/>
-        </w:tabs>
-        <w:spacing w:before="0" w:after="0" w:line="240" w:lineRule="auto"/>
-        <w:ind w:start="0" w:hanging="0"/>
-        <w:rPr>
-          <w:rFonts w:ascii="Century Gothic" w:hAnsi="Century Gothic" w:cs="Arial" w:cstheme="minorBidi"/>
-          <w:color w:val="0D0D0D" w:themeColor="text1" w:themeTint="f2"/>
-          <w:sz w:val="24"/>
-          <w:szCs w:val="24"/>
-          <w:lang w:val="en-US"/>
-        </w:rPr>
-      </w:pPr>
-      <w:r>
-        <w:rPr>
-          <w:rFonts w:ascii="Century Gothic" w:hAnsi="Century Gothic" w:cs="Arial" w:cstheme="minorBidi"/>
+    <w:p>
+      <w:pPr>
+        <w:pStyle w:val="Normal"/>
+        <w:tabs>
+          <w:tab w:val="clear" w:pos="708"/>
+          <w:tab w:val="left" w:pos="1398" w:leader="none"/>
+          <w:tab w:val="left" w:pos="1399" w:leader="none"/>
+        </w:tabs>
+        <w:spacing w:lineRule="auto" w:line="240" w:before="0" w:after="0"/>
+        <w:ind w:hanging="0" w:start="0"/>
+        <w:rPr>
+          <w:rFonts w:ascii="Century Gothic" w:hAnsi="Century Gothic" w:cs="" w:cstheme="minorBidi"/>
+          <w:color w:themeColor="text1" w:themeTint="f2" w:val="0D0D0D"/>
+          <w:sz w:val="24"/>
+          <w:szCs w:val="24"/>
+          <w:lang w:val="en-US"/>
+        </w:rPr>
+      </w:pPr>
+      <w:r>
+        <w:rPr>
+          <w:rFonts w:cs="" w:ascii="Century Gothic" w:hAnsi="Century Gothic" w:cstheme="minorBidi"/>
+          <w:color w:themeColor="text1" w:themeTint="f2" w:val="0D0D0D"/>
+          <w:sz w:val="24"/>
+          <w:szCs w:val="24"/>
+          <w:lang w:val="en-US"/>
+        </w:rPr>
+        <w:t>{%</w:t>
+      </w:r>
+      <w:r>
+        <w:rPr>
+          <w:rFonts w:cs="" w:ascii="Century Gothic" w:hAnsi="Century Gothic" w:cstheme="minorBidi"/>
+          <w:color w:themeColor="text1" w:themeTint="f2" w:val="0D0D0D"/>
+          <w:sz w:val="24"/>
+          <w:szCs w:val="24"/>
+          <w:lang w:val="en-US"/>
+        </w:rPr>
+        <w:t>p</w:t>
+      </w:r>
+      <w:r>
+        <w:rPr>
+          <w:rFonts w:cs="" w:ascii="Century Gothic" w:hAnsi="Century Gothic" w:cstheme="minorBidi"/>
+          <w:color w:themeColor="text1" w:themeTint="f2" w:val="0D0D0D"/>
+          <w:sz w:val="24"/>
+          <w:szCs w:val="24"/>
+          <w:lang w:val="en-US"/>
+        </w:rPr>
+        <w:t xml:space="preserve"> if exp.tech_stack %}</w:t>
+      </w:r>
+    </w:p>
+    <w:p>
+      <w:pPr>
+        <w:pStyle w:val="Normal"/>
+        <w:tabs>
+          <w:tab w:val="clear" w:pos="708"/>
+          <w:tab w:val="left" w:pos="1398" w:leader="none"/>
+          <w:tab w:val="left" w:pos="1399" w:leader="none"/>
+        </w:tabs>
+        <w:spacing w:lineRule="auto" w:line="240" w:before="0" w:after="0"/>
+        <w:ind w:hanging="0" w:start="0"/>
+        <w:rPr>
+          <w:rFonts w:ascii="Century Gothic" w:hAnsi="Century Gothic" w:cs="" w:cstheme="minorBidi"/>
+          <w:color w:themeColor="text1" w:themeTint="f2" w:val="0D0D0D"/>
+          <w:sz w:val="24"/>
+          <w:szCs w:val="24"/>
+          <w:lang w:val="en-US"/>
+        </w:rPr>
+      </w:pPr>
+      <w:r>
+        <w:rPr>
+          <w:rFonts w:cs="" w:ascii="Century Gothic" w:hAnsi="Century Gothic" w:cstheme="minorBidi"/>
           <w:b/>
           <w:bCs/>
-          <w:color w:val="0D0D0D" w:themeColor="text1" w:themeTint="f2"/>
+          <w:color w:themeColor="text1" w:themeTint="f2" w:val="0D0D0D"/>
           <w:sz w:val="24"/>
           <w:szCs w:val="24"/>
           <w:lang w:val="en-US"/>
@@ -1176,8 +1532,8 @@
       </w:r>
       <w:r>
         <w:rPr>
-          <w:rFonts w:ascii="Century Gothic" w:hAnsi="Century Gothic" w:cs="Arial" w:cstheme="minorBidi"/>
-          <w:color w:val="0D0D0D" w:themeColor="text1" w:themeTint="f2"/>
+          <w:rFonts w:cs="" w:ascii="Century Gothic" w:hAnsi="Century Gothic" w:cstheme="minorBidi"/>
+          <w:color w:themeColor="text1" w:themeTint="f2" w:val="0D0D0D"/>
           <w:sz w:val="24"/>
           <w:szCs w:val="24"/>
           <w:lang w:val="en-US"/>
@@ -1185,90 +1541,130 @@
         <w:t>: {{ exp.tech_stack }}</w:t>
       </w:r>
     </w:p>
-    <w:p xmlns:wp14="http://schemas.microsoft.com/office/word/2010/wordml" wp14:textId="77777777">
-      <w:pPr>
-        <w:pStyle w:val="Normal"/>
-        <w:tabs>
-          <w:tab w:val="clear" w:pos="708"/>
-          <w:tab w:val="left" w:leader="none" w:pos="1398"/>
-          <w:tab w:val="left" w:leader="none" w:pos="1399"/>
-        </w:tabs>
-        <w:spacing w:before="0" w:after="0" w:line="240" w:lineRule="auto"/>
-        <w:ind w:start="0" w:hanging="0"/>
-        <w:rPr>
-          <w:rFonts w:ascii="Century Gothic" w:hAnsi="Century Gothic" w:cs="Arial" w:cstheme="minorBidi"/>
-          <w:color w:val="0D0D0D" w:themeColor="text1" w:themeTint="f2"/>
-          <w:sz w:val="24"/>
-          <w:szCs w:val="24"/>
-          <w:lang w:val="en-US"/>
-        </w:rPr>
-      </w:pPr>
-      <w:r>
-        <w:rPr>
-          <w:rFonts w:ascii="Century Gothic" w:hAnsi="Century Gothic" w:cs="Arial" w:cstheme="minorBidi"/>
-          <w:color w:val="0D0D0D" w:themeColor="text1" w:themeTint="f2"/>
-          <w:sz w:val="24"/>
-          <w:szCs w:val="24"/>
-          <w:lang w:val="en-US"/>
-        </w:rPr>
-        <w:t>{% endif %}</w:t>
-      </w:r>
-    </w:p>
-    <w:p xmlns:wp14="http://schemas.microsoft.com/office/word/2010/wordml" wp14:textId="77777777">
-      <w:pPr>
-        <w:pStyle w:val="Normal"/>
-        <w:tabs>
-          <w:tab w:val="clear" w:pos="708"/>
-          <w:tab w:val="left" w:leader="none" w:pos="1398"/>
-          <w:tab w:val="left" w:leader="none" w:pos="1399"/>
-        </w:tabs>
-        <w:spacing w:before="0" w:after="0" w:line="240" w:lineRule="auto"/>
-        <w:ind w:start="0" w:hanging="0"/>
-        <w:rPr>
-          <w:rFonts w:ascii="Century Gothic" w:hAnsi="Century Gothic" w:cs="Arial" w:cstheme="minorBidi"/>
-          <w:color w:val="0D0D0D" w:themeColor="text1" w:themeTint="f2"/>
-          <w:sz w:val="24"/>
-          <w:szCs w:val="24"/>
-          <w:lang w:val="en-US"/>
-        </w:rPr>
-      </w:pPr>
-      <w:r>
-        <w:rPr>
-          <w:rFonts w:ascii="Century Gothic" w:hAnsi="Century Gothic" w:cs="Arial" w:cstheme="minorBidi"/>
-          <w:color w:val="0D0D0D" w:themeColor="text1" w:themeTint="f2"/>
-          <w:sz w:val="24"/>
-          <w:szCs w:val="24"/>
-          <w:lang w:val="en-US"/>
-        </w:rPr>
-        <w:t>{% if exp.achievements %}</w:t>
-      </w:r>
-    </w:p>
-    <w:p xmlns:wp14="http://schemas.microsoft.com/office/word/2010/wordml" wp14:textId="77777777">
-      <w:pPr>
-        <w:pStyle w:val="Normal"/>
-        <w:tabs>
-          <w:tab w:val="clear" w:pos="708"/>
-          <w:tab w:val="left" w:leader="none" w:pos="1398"/>
-          <w:tab w:val="left" w:leader="none" w:pos="1399"/>
-        </w:tabs>
-        <w:spacing w:before="0" w:after="0" w:line="240" w:lineRule="auto"/>
-        <w:ind w:start="0" w:hanging="0"/>
-        <w:rPr>
-          <w:rFonts w:ascii="Century Gothic" w:hAnsi="Century Gothic" w:cs="Arial" w:cstheme="minorBidi"/>
+    <w:p>
+      <w:pPr>
+        <w:pStyle w:val="Normal"/>
+        <w:tabs>
+          <w:tab w:val="clear" w:pos="708"/>
+          <w:tab w:val="left" w:pos="1398" w:leader="none"/>
+          <w:tab w:val="left" w:pos="1399" w:leader="none"/>
+        </w:tabs>
+        <w:spacing w:lineRule="auto" w:line="240" w:before="0" w:after="0"/>
+        <w:ind w:hanging="0" w:start="0"/>
+        <w:rPr>
+          <w:rFonts w:ascii="Century Gothic" w:hAnsi="Century Gothic" w:cs="" w:cstheme="minorBidi"/>
+          <w:color w:themeColor="text1" w:themeTint="f2" w:val="0D0D0D"/>
+          <w:sz w:val="24"/>
+          <w:szCs w:val="24"/>
+          <w:lang w:val="en-US"/>
+        </w:rPr>
+      </w:pPr>
+      <w:r>
+        <w:rPr>
+          <w:rFonts w:cs="" w:ascii="Century Gothic" w:hAnsi="Century Gothic" w:cstheme="minorBidi"/>
+          <w:color w:themeColor="text1" w:themeTint="f2" w:val="0D0D0D"/>
+          <w:sz w:val="24"/>
+          <w:szCs w:val="24"/>
+          <w:lang w:val="en-US"/>
+        </w:rPr>
+        <w:t>{%</w:t>
+      </w:r>
+      <w:r>
+        <w:rPr>
+          <w:rFonts w:cs="" w:ascii="Century Gothic" w:hAnsi="Century Gothic" w:cstheme="minorBidi"/>
+          <w:color w:themeColor="text1" w:themeTint="f2" w:val="0D0D0D"/>
+          <w:sz w:val="24"/>
+          <w:szCs w:val="24"/>
+          <w:lang w:val="en-US"/>
+        </w:rPr>
+        <w:t>p</w:t>
+      </w:r>
+      <w:r>
+        <w:rPr>
+          <w:rFonts w:cs="" w:ascii="Century Gothic" w:hAnsi="Century Gothic" w:cstheme="minorBidi"/>
+          <w:color w:themeColor="text1" w:themeTint="f2" w:val="0D0D0D"/>
+          <w:sz w:val="24"/>
+          <w:szCs w:val="24"/>
+          <w:lang w:val="en-US"/>
+        </w:rPr>
+        <w:t xml:space="preserve"> endif %}</w:t>
+      </w:r>
+    </w:p>
+    <w:p>
+      <w:pPr>
+        <w:pStyle w:val="Normal"/>
+        <w:tabs>
+          <w:tab w:val="clear" w:pos="708"/>
+          <w:tab w:val="left" w:pos="1398" w:leader="none"/>
+          <w:tab w:val="left" w:pos="1399" w:leader="none"/>
+        </w:tabs>
+        <w:spacing w:lineRule="auto" w:line="240" w:before="0" w:after="0"/>
+        <w:ind w:hanging="0" w:start="0"/>
+        <w:rPr>
+          <w:rFonts w:ascii="Century Gothic" w:hAnsi="Century Gothic" w:cs="" w:cstheme="minorBidi"/>
+          <w:color w:themeColor="text1" w:themeTint="f2" w:val="0D0D0D"/>
+          <w:sz w:val="24"/>
+          <w:szCs w:val="24"/>
+          <w:lang w:val="en-US"/>
+        </w:rPr>
+      </w:pPr>
+      <w:r>
+        <w:rPr>
+          <w:rFonts w:cs="" w:ascii="Century Gothic" w:hAnsi="Century Gothic" w:cstheme="minorBidi"/>
+          <w:color w:themeColor="text1" w:themeTint="f2" w:val="0D0D0D"/>
+          <w:sz w:val="24"/>
+          <w:szCs w:val="24"/>
+          <w:lang w:val="en-US"/>
+        </w:rPr>
+        <w:t>{%</w:t>
+      </w:r>
+      <w:r>
+        <w:rPr>
+          <w:rFonts w:cs="" w:ascii="Century Gothic" w:hAnsi="Century Gothic" w:cstheme="minorBidi"/>
+          <w:color w:themeColor="text1" w:themeTint="f2" w:val="0D0D0D"/>
+          <w:sz w:val="24"/>
+          <w:szCs w:val="24"/>
+          <w:lang w:val="en-US"/>
+        </w:rPr>
+        <w:t>p</w:t>
+      </w:r>
+      <w:r>
+        <w:rPr>
+          <w:rFonts w:cs="" w:ascii="Century Gothic" w:hAnsi="Century Gothic" w:cstheme="minorBidi"/>
+          <w:color w:themeColor="text1" w:themeTint="f2" w:val="0D0D0D"/>
+          <w:sz w:val="24"/>
+          <w:szCs w:val="24"/>
+          <w:lang w:val="en-US"/>
+        </w:rPr>
+        <w:t xml:space="preserve"> if exp.achievements %}</w:t>
+      </w:r>
+    </w:p>
+    <w:p>
+      <w:pPr>
+        <w:pStyle w:val="Normal"/>
+        <w:tabs>
+          <w:tab w:val="clear" w:pos="708"/>
+          <w:tab w:val="left" w:pos="1398" w:leader="none"/>
+          <w:tab w:val="left" w:pos="1399" w:leader="none"/>
+        </w:tabs>
+        <w:spacing w:lineRule="auto" w:line="240" w:before="0" w:after="0"/>
+        <w:ind w:hanging="0" w:start="0"/>
+        <w:rPr>
+          <w:rFonts w:ascii="Century Gothic" w:hAnsi="Century Gothic" w:cs="" w:cstheme="minorBidi"/>
           <w:b/>
           <w:bCs/>
-          <w:color w:val="0D0D0D" w:themeColor="text1" w:themeTint="f2"/>
-          <w:sz w:val="24"/>
-          <w:szCs w:val="24"/>
-          <w:lang w:val="en-US"/>
-        </w:rPr>
-      </w:pPr>
-      <w:r>
-        <w:rPr>
-          <w:rFonts w:ascii="Century Gothic" w:hAnsi="Century Gothic" w:cs="Arial" w:cstheme="minorBidi"/>
+          <w:color w:themeColor="text1" w:themeTint="f2" w:val="0D0D0D"/>
+          <w:sz w:val="24"/>
+          <w:szCs w:val="24"/>
+          <w:lang w:val="en-US"/>
+        </w:rPr>
+      </w:pPr>
+      <w:r>
+        <w:rPr>
+          <w:rFonts w:cs="" w:ascii="Century Gothic" w:hAnsi="Century Gothic" w:cstheme="minorBidi"/>
           <w:b/>
           <w:bCs/>
-          <w:color w:val="0D0D0D" w:themeColor="text1" w:themeTint="f2"/>
+          <w:color w:themeColor="text1" w:themeTint="f2" w:val="0D0D0D"/>
           <w:sz w:val="24"/>
           <w:szCs w:val="24"/>
           <w:lang w:val="en-US"/>
@@ -1276,36 +1672,56 @@
         <w:t>Réalisation :</w:t>
       </w:r>
     </w:p>
-    <w:p xmlns:wp14="http://schemas.microsoft.com/office/word/2010/wordml" wp14:textId="77777777">
-      <w:pPr>
-        <w:pStyle w:val="Normal"/>
-        <w:tabs>
-          <w:tab w:val="clear" w:pos="708"/>
-          <w:tab w:val="left" w:leader="none" w:pos="1398"/>
-          <w:tab w:val="left" w:leader="none" w:pos="1399"/>
-        </w:tabs>
-        <w:spacing w:before="0" w:after="0" w:line="240" w:lineRule="auto"/>
-        <w:ind w:start="0" w:hanging="0"/>
-        <w:rPr>
-          <w:rFonts w:ascii="Century Gothic" w:hAnsi="Century Gothic" w:cs="Arial" w:cstheme="minorBidi"/>
-          <w:color w:val="0D0D0D" w:themeColor="text1" w:themeTint="f2"/>
-          <w:sz w:val="24"/>
-          <w:szCs w:val="24"/>
-          <w:lang w:val="en-US"/>
-        </w:rPr>
-      </w:pPr>
-      <w:r>
-        <w:rPr>
-          <w:rFonts w:ascii="Century Gothic" w:hAnsi="Century Gothic" w:cs="Arial" w:cstheme="minorBidi"/>
-          <w:color w:val="0D0D0D" w:themeColor="text1" w:themeTint="f2"/>
-          <w:sz w:val="24"/>
-          <w:szCs w:val="24"/>
-          <w:lang w:val="en-US"/>
-        </w:rPr>
-        <w:t>{% for ach in exp.achievements %}</w:t>
-      </w:r>
-    </w:p>
-    <w:p xmlns:wp14="http://schemas.microsoft.com/office/word/2010/wordml" wp14:textId="77777777">
+    <w:p>
+      <w:pPr>
+        <w:pStyle w:val="Normal"/>
+        <w:tabs>
+          <w:tab w:val="clear" w:pos="708"/>
+          <w:tab w:val="left" w:pos="1398" w:leader="none"/>
+          <w:tab w:val="left" w:pos="1399" w:leader="none"/>
+        </w:tabs>
+        <w:spacing w:lineRule="auto" w:line="240" w:before="0" w:after="0"/>
+        <w:ind w:hanging="0" w:start="0"/>
+        <w:rPr>
+          <w:rFonts w:ascii="Century Gothic" w:hAnsi="Century Gothic" w:cs="" w:cstheme="minorBidi"/>
+          <w:color w:themeColor="text1" w:themeTint="f2" w:val="0D0D0D"/>
+          <w:sz w:val="24"/>
+          <w:szCs w:val="24"/>
+          <w:lang w:val="en-US"/>
+        </w:rPr>
+      </w:pPr>
+      <w:r>
+        <w:rPr>
+          <w:rFonts w:cs="" w:ascii="Century Gothic" w:hAnsi="Century Gothic" w:cstheme="minorBidi"/>
+          <w:color w:themeColor="text1" w:themeTint="f2" w:val="0D0D0D"/>
+          <w:sz w:val="24"/>
+          <w:szCs w:val="24"/>
+          <w:lang w:val="en-US"/>
+        </w:rPr>
+        <w:t>{%</w:t>
+      </w:r>
+      <w:r>
+        <w:rPr>
+          <w:rFonts w:cs="" w:ascii="Century Gothic" w:hAnsi="Century Gothic" w:cstheme="minorBidi"/>
+          <w:color w:themeColor="text1" w:themeTint="f2" w:val="0D0D0D"/>
+          <w:sz w:val="24"/>
+          <w:szCs w:val="24"/>
+          <w:lang w:val="en-US"/>
+        </w:rPr>
+        <w:t>p</w:t>
+      </w:r>
+      <w:r>
+        <w:rPr>
+          <w:rFonts w:cs="" w:ascii="Century Gothic" w:hAnsi="Century Gothic" w:cstheme="minorBidi"/>
+          <w:color w:themeColor="text1" w:themeTint="f2" w:val="0D0D0D"/>
+          <w:sz w:val="24"/>
+          <w:szCs w:val="24"/>
+          <w:lang w:val="en-US"/>
+        </w:rPr>
+        <w:t xml:space="preserve"> for ach in exp.achievements %}</w:t>
+      </w:r>
+    </w:p>
+    <w:p>
       <w:pPr>
         <w:pStyle w:val="ListParagraph"/>
         <w:numPr>
@@ -1314,144 +1730,162 @@
         </w:numPr>
         <w:tabs>
           <w:tab w:val="clear" w:pos="708"/>
-          <w:tab w:val="left" w:leader="none" w:pos="1398"/>
-          <w:tab w:val="left" w:leader="none" w:pos="1399"/>
-        </w:tabs>
-        <w:spacing w:before="0" w:after="0" w:line="240" w:lineRule="auto"/>
-        <w:ind w:start="1457" w:hanging="720"/>
+          <w:tab w:val="left" w:pos="1398" w:leader="none"/>
+          <w:tab w:val="left" w:pos="1399" w:leader="none"/>
+        </w:tabs>
+        <w:spacing w:lineRule="auto" w:line="240" w:before="0" w:after="0"/>
+        <w:ind w:hanging="720" w:start="1457"/>
         <w:contextualSpacing w:val="false"/>
         <w:rPr>
-          <w:rFonts w:ascii="Century Gothic" w:hAnsi="Century Gothic" w:cs="Arial" w:cstheme="minorBidi"/>
-          <w:color w:val="0D0D0D" w:themeColor="text1" w:themeTint="f2"/>
-          <w:sz w:val="24"/>
-          <w:szCs w:val="24"/>
-        </w:rPr>
-      </w:pPr>
-      <w:r>
-        <w:rPr>
-          <w:rFonts w:ascii="Century Gothic" w:hAnsi="Century Gothic" w:cs="Arial" w:cstheme="minorBidi"/>
-          <w:color w:val="0D0D0D" w:themeColor="text1" w:themeTint="f2"/>
+          <w:rFonts w:ascii="Century Gothic" w:hAnsi="Century Gothic" w:cs="" w:cstheme="minorBidi"/>
+          <w:color w:themeColor="text1" w:themeTint="f2" w:val="0D0D0D"/>
+          <w:sz w:val="24"/>
+          <w:szCs w:val="24"/>
+        </w:rPr>
+      </w:pPr>
+      <w:r>
+        <w:rPr>
+          <w:rFonts w:cs="" w:ascii="Century Gothic" w:hAnsi="Century Gothic" w:cstheme="minorBidi"/>
+          <w:color w:themeColor="text1" w:themeTint="f2" w:val="0D0D0D"/>
           <w:sz w:val="24"/>
           <w:szCs w:val="24"/>
         </w:rPr>
         <w:t>{{ ach }}</w:t>
       </w:r>
     </w:p>
-    <w:p xmlns:wp14="http://schemas.microsoft.com/office/word/2010/wordml" wp14:textId="77777777">
-      <w:pPr>
-        <w:pStyle w:val="Normal"/>
-        <w:tabs>
-          <w:tab w:val="clear" w:pos="708"/>
-          <w:tab w:val="left" w:leader="none" w:pos="1398"/>
-          <w:tab w:val="left" w:leader="none" w:pos="1399"/>
-        </w:tabs>
-        <w:spacing w:before="0" w:after="0" w:line="240" w:lineRule="auto"/>
-        <w:ind w:start="0" w:hanging="0"/>
-        <w:rPr>
-          <w:rFonts w:ascii="Century Gothic" w:hAnsi="Century Gothic" w:cs="Arial" w:cstheme="minorBidi"/>
-          <w:color w:val="0D0D0D" w:themeColor="text1" w:themeTint="f2"/>
-          <w:sz w:val="24"/>
-          <w:szCs w:val="24"/>
-        </w:rPr>
-      </w:pPr>
-      <w:r>
-        <w:rPr>
-          <w:rFonts w:ascii="Century Gothic" w:hAnsi="Century Gothic" w:cs="Arial" w:cstheme="minorBidi"/>
-          <w:color w:val="0D0D0D" w:themeColor="text1" w:themeTint="f2"/>
-          <w:sz w:val="24"/>
-          <w:szCs w:val="24"/>
-        </w:rPr>
-        <w:t>{% endfor %}</w:t>
-      </w:r>
-    </w:p>
-    <w:p xmlns:wp14="http://schemas.microsoft.com/office/word/2010/wordml" wp14:textId="77777777">
-      <w:pPr>
-        <w:pStyle w:val="Normal"/>
-        <w:tabs>
-          <w:tab w:val="clear" w:pos="708"/>
-          <w:tab w:val="left" w:leader="none" w:pos="1398"/>
-          <w:tab w:val="left" w:leader="none" w:pos="1399"/>
-        </w:tabs>
-        <w:spacing w:before="0" w:after="0" w:line="240" w:lineRule="auto"/>
-        <w:ind w:start="0" w:hanging="0"/>
+    <w:p>
+      <w:pPr>
+        <w:pStyle w:val="Normal"/>
+        <w:tabs>
+          <w:tab w:val="clear" w:pos="708"/>
+          <w:tab w:val="left" w:pos="1398" w:leader="none"/>
+          <w:tab w:val="left" w:pos="1399" w:leader="none"/>
+        </w:tabs>
+        <w:spacing w:lineRule="auto" w:line="240" w:before="0" w:after="0"/>
+        <w:ind w:hanging="0" w:start="0"/>
         <w:rPr>
           <w:rFonts w:ascii="Century Gothic" w:hAnsi="Century Gothic" w:cs="" w:cstheme="minorBidi"/>
-          <w:color w:val="0D0D0D" w:themeColor="text1" w:themeTint="f2"/>
-          <w:sz w:val="24"/>
-          <w:szCs w:val="24"/>
-        </w:rPr>
-      </w:pPr>
-      <w:r>
+          <w:color w:themeColor="text1" w:themeTint="f2" w:val="0D0D0D"/>
+          <w:sz w:val="24"/>
+          <w:szCs w:val="24"/>
+        </w:rPr>
+      </w:pPr>
+      <w:r>
+        <w:rPr>
+          <w:rFonts w:cs="" w:ascii="Century Gothic" w:hAnsi="Century Gothic" w:cstheme="minorBidi"/>
+          <w:color w:themeColor="text1" w:themeTint="f2" w:val="0D0D0D"/>
+          <w:sz w:val="24"/>
+          <w:szCs w:val="24"/>
+        </w:rPr>
+        <w:t>{%</w:t>
+      </w:r>
+      <w:r>
+        <w:rPr>
+          <w:rFonts w:cs="" w:ascii="Century Gothic" w:hAnsi="Century Gothic" w:cstheme="minorBidi"/>
+          <w:color w:themeColor="text1" w:themeTint="f2" w:val="0D0D0D"/>
+          <w:sz w:val="24"/>
+          <w:szCs w:val="24"/>
+        </w:rPr>
+        <w:t>p</w:t>
+      </w:r>
+      <w:r>
+        <w:rPr>
+          <w:rFonts w:cs="" w:ascii="Century Gothic" w:hAnsi="Century Gothic" w:cstheme="minorBidi"/>
+          <w:color w:themeColor="text1" w:themeTint="f2" w:val="0D0D0D"/>
+          <w:sz w:val="24"/>
+          <w:szCs w:val="24"/>
+        </w:rPr>
+        <w:t xml:space="preserve"> endfor %}</w:t>
+      </w:r>
+    </w:p>
+    <w:p>
+      <w:pPr>
+        <w:pStyle w:val="Normal"/>
+        <w:tabs>
+          <w:tab w:val="clear" w:pos="708"/>
+          <w:tab w:val="left" w:pos="1398" w:leader="none"/>
+          <w:tab w:val="left" w:pos="1399" w:leader="none"/>
+        </w:tabs>
+        <w:spacing w:lineRule="auto" w:line="240" w:before="0" w:after="0"/>
+        <w:ind w:hanging="0" w:start="0"/>
         <w:rPr>
           <w:rFonts w:ascii="Century Gothic" w:hAnsi="Century Gothic" w:cs="" w:cstheme="minorBidi"/>
-          <w:color w:val="0D0D0D" w:themeColor="text1" w:themeTint="F2" w:themeShade="FF"/>
-          <w:sz w:val="24"/>
-          <w:szCs w:val="24"/>
-        </w:rPr>
-        <w:t xml:space="preserve">{% </w:t>
-      </w:r>
-      <w:r>
+          <w:color w:themeColor="text1" w:themeTint="f2" w:val="0D0D0D"/>
+          <w:sz w:val="24"/>
+          <w:szCs w:val="24"/>
+        </w:rPr>
+      </w:pPr>
+      <w:r>
+        <w:rPr>
+          <w:rFonts w:cs="" w:ascii="Century Gothic" w:hAnsi="Century Gothic" w:cstheme="minorBidi"/>
+          <w:color w:themeColor="text1" w:themeTint="f2" w:val="0D0D0D"/>
+          <w:sz w:val="24"/>
+          <w:szCs w:val="24"/>
+        </w:rPr>
+        <w:t>{%</w:t>
+      </w:r>
+      <w:r>
+        <w:rPr>
+          <w:rFonts w:cs="" w:ascii="Century Gothic" w:hAnsi="Century Gothic" w:cstheme="minorBidi"/>
+          <w:color w:themeColor="text1" w:themeTint="f2" w:val="0D0D0D"/>
+          <w:sz w:val="24"/>
+          <w:szCs w:val="24"/>
+        </w:rPr>
+        <w:t>p</w:t>
+      </w:r>
+      <w:r>
+        <w:rPr>
+          <w:rFonts w:cs="" w:ascii="Century Gothic" w:hAnsi="Century Gothic" w:cstheme="minorBidi"/>
+          <w:color w:themeColor="text1" w:themeTint="f2" w:val="0D0D0D"/>
+          <w:sz w:val="24"/>
+          <w:szCs w:val="24"/>
+        </w:rPr>
+        <w:t xml:space="preserve"> endif %}</w:t>
+      </w:r>
+    </w:p>
+    <w:p>
+      <w:pPr>
+        <w:pStyle w:val="Normal"/>
+        <w:tabs>
+          <w:tab w:val="clear" w:pos="708"/>
+          <w:tab w:val="left" w:pos="1398" w:leader="none"/>
+          <w:tab w:val="left" w:pos="1399" w:leader="none"/>
+        </w:tabs>
+        <w:spacing w:lineRule="auto" w:line="240" w:before="0" w:after="0"/>
+        <w:ind w:hanging="0"/>
         <w:rPr>
           <w:rFonts w:ascii="Century Gothic" w:hAnsi="Century Gothic" w:cs="" w:cstheme="minorBidi"/>
-          <w:color w:val="0D0D0D" w:themeColor="text1" w:themeTint="F2" w:themeShade="FF"/>
-          <w:sz w:val="24"/>
-          <w:szCs w:val="24"/>
-        </w:rPr>
-        <w:t>endif</w:t>
-      </w:r>
-      <w:r>
-        <w:rPr>
-          <w:rFonts w:ascii="Century Gothic" w:hAnsi="Century Gothic" w:cs="" w:cstheme="minorBidi"/>
-          <w:color w:val="0D0D0D" w:themeColor="text1" w:themeTint="F2" w:themeShade="FF"/>
-          <w:sz w:val="24"/>
-          <w:szCs w:val="24"/>
-        </w:rPr>
-        <w:t xml:space="preserve"> %}</w:t>
-      </w:r>
-    </w:p>
-    <w:p>
-      <w:pPr>
-        <w:pStyle w:val="Normal"/>
-        <w:tabs>
-          <w:tab w:val="clear" w:leader="none" w:pos="708"/>
-          <w:tab w:val="left" w:leader="none" w:pos="1398"/>
-          <w:tab w:val="left" w:leader="none" w:pos="1399"/>
-        </w:tabs>
-        <w:spacing w:before="0" w:after="0" w:line="240" w:lineRule="auto"/>
-        <w:ind w:hanging="0"/>
-        <w:rPr>
-          <w:rFonts w:ascii="Century Gothic" w:hAnsi="Century Gothic" w:cs="" w:cstheme="minorBidi"/>
-          <w:color w:val="0D0D0D" w:themeColor="text1" w:themeTint="F2" w:themeShade="FF"/>
-          <w:sz w:val="24"/>
-          <w:szCs w:val="24"/>
-        </w:rPr>
-      </w:pPr>
-      <w:r>
-        <w:rPr>
-          <w:rFonts w:ascii="Century Gothic" w:hAnsi="Century Gothic" w:cs="" w:cstheme="minorBidi"/>
-          <w:color w:val="0D0D0D" w:themeColor="text1" w:themeTint="F2" w:themeShade="FF"/>
-          <w:sz w:val="24"/>
-          <w:szCs w:val="24"/>
-        </w:rPr>
-        <w:t xml:space="preserve">{% </w:t>
-      </w:r>
-      <w:r>
-        <w:rPr>
-          <w:rFonts w:ascii="Century Gothic" w:hAnsi="Century Gothic" w:cs="" w:cstheme="minorBidi"/>
-          <w:color w:val="0D0D0D" w:themeColor="text1" w:themeTint="F2" w:themeShade="FF"/>
-          <w:sz w:val="24"/>
-          <w:szCs w:val="24"/>
-        </w:rPr>
-        <w:t>endfor</w:t>
-      </w:r>
-      <w:r>
-        <w:rPr>
-          <w:rFonts w:ascii="Century Gothic" w:hAnsi="Century Gothic" w:cs="" w:cstheme="minorBidi"/>
-          <w:color w:val="0D0D0D" w:themeColor="text1" w:themeTint="F2" w:themeShade="FF"/>
-          <w:sz w:val="24"/>
-          <w:szCs w:val="24"/>
-        </w:rPr>
-        <w:t xml:space="preserve"> %}</w:t>
+          <w:color w:themeColor="text1" w:themeTint="f2" w:val="0D0D0D"/>
+          <w:sz w:val="24"/>
+          <w:szCs w:val="24"/>
+        </w:rPr>
+      </w:pPr>
+      <w:r>
+        <w:rPr>
+          <w:rFonts w:cs="" w:ascii="Century Gothic" w:hAnsi="Century Gothic" w:cstheme="minorBidi"/>
+          <w:color w:themeColor="text1" w:themeTint="f2" w:val="0D0D0D"/>
+          <w:sz w:val="24"/>
+          <w:szCs w:val="24"/>
+        </w:rPr>
+        <w:t>{%</w:t>
+      </w:r>
+      <w:r>
+        <w:rPr>
+          <w:rFonts w:cs="" w:ascii="Century Gothic" w:hAnsi="Century Gothic" w:cstheme="minorBidi"/>
+          <w:color w:themeColor="text1" w:themeTint="f2" w:val="0D0D0D"/>
+          <w:sz w:val="24"/>
+          <w:szCs w:val="24"/>
+        </w:rPr>
+        <w:t>p</w:t>
+      </w:r>
+      <w:r>
+        <w:rPr>
+          <w:rFonts w:cs="" w:ascii="Century Gothic" w:hAnsi="Century Gothic" w:cstheme="minorBidi"/>
+          <w:color w:themeColor="text1" w:themeTint="f2" w:val="0D0D0D"/>
+          <w:sz w:val="24"/>
+          <w:szCs w:val="24"/>
+        </w:rPr>
+        <w:t xml:space="preserve"> endfor %}</w:t>
       </w:r>
     </w:p>
     <w:sectPr>
@@ -1462,14 +1896,13 @@
       <w:footerReference w:type="default" r:id="rId6"/>
       <w:footerReference w:type="first" r:id="rId7"/>
       <w:type w:val="nextPage"/>
-      <w:pgSz w:w="11906" w:h="16838" w:orient="portrait"/>
-      <w:pgMar w:top="1417" w:right="1417" w:bottom="1417" w:left="1417" w:header="1077" w:footer="227" w:gutter="0"/>
-      <w:pgNumType w:fmt="decimal" w:start="1"/>
+      <w:pgSz w:w="11906" w:h="16838"/>
+      <w:pgMar w:left="1417" w:right="1417" w:gutter="0" w:header="1077" w:top="1417" w:footer="227" w:bottom="1417"/>
+      <w:pgNumType w:start="1" w:fmt="decimal"/>
       <w:formProt w:val="false"/>
       <w:titlePg/>
       <w:textDirection w:val="lrTb"/>
       <w:docGrid w:type="default" w:linePitch="360" w:charSpace="0"/>
-      <w:cols w:num="1"/>
     </w:sectPr>
   </w:body>
 </w:document>
@@ -1477,7 +1910,7 @@
 
 <file path=word/footer1.xml><?xml version="1.0" encoding="utf-8"?>
 <w:ftr xmlns:o="urn:schemas-microsoft-com:office:office" xmlns:r="http://schemas.openxmlformats.org/officeDocument/2006/relationships" xmlns:v="urn:schemas-microsoft-com:vml" xmlns:w="http://schemas.openxmlformats.org/wordprocessingml/2006/main" xmlns:w10="urn:schemas-microsoft-com:office:word" xmlns:wp="http://schemas.openxmlformats.org/drawingml/2006/wordprocessingDrawing" xmlns:pic="http://schemas.openxmlformats.org/drawingml/2006/picture" xmlns:wps="http://schemas.microsoft.com/office/word/2010/wordprocessingShape" xmlns:wpg="http://schemas.microsoft.com/office/word/2010/wordprocessingGroup" xmlns:mc="http://schemas.openxmlformats.org/markup-compatibility/2006" xmlns:wp14="http://schemas.microsoft.com/office/word/2010/wordprocessingDrawing" xmlns:w14="http://schemas.microsoft.com/office/word/2010/wordml" xmlns:w15="http://schemas.microsoft.com/office/word/2012/wordml" mc:Ignorable="w14 wp14 w15">
-  <w:p xmlns:wp14="http://schemas.microsoft.com/office/word/2010/wordml" wp14:textId="77777777">
+  <w:p>
     <w:pPr>
       <w:pStyle w:val="Footer"/>
       <w:rPr/>
@@ -1491,23 +1924,23 @@
 
 <file path=word/footer2.xml><?xml version="1.0" encoding="utf-8"?>
 <w:ftr xmlns:o="urn:schemas-microsoft-com:office:office" xmlns:r="http://schemas.openxmlformats.org/officeDocument/2006/relationships" xmlns:v="urn:schemas-microsoft-com:vml" xmlns:w="http://schemas.openxmlformats.org/wordprocessingml/2006/main" xmlns:w10="urn:schemas-microsoft-com:office:word" xmlns:wp="http://schemas.openxmlformats.org/drawingml/2006/wordprocessingDrawing" xmlns:pic="http://schemas.openxmlformats.org/drawingml/2006/picture" xmlns:wps="http://schemas.microsoft.com/office/word/2010/wordprocessingShape" xmlns:wpg="http://schemas.microsoft.com/office/word/2010/wordprocessingGroup" xmlns:mc="http://schemas.openxmlformats.org/markup-compatibility/2006" xmlns:wp14="http://schemas.microsoft.com/office/word/2010/wordprocessingDrawing" xmlns:w14="http://schemas.microsoft.com/office/word/2010/wordml" xmlns:w15="http://schemas.microsoft.com/office/word/2012/wordml" mc:Ignorable="w14 wp14 w15">
-  <w:p xmlns:wp14="http://schemas.microsoft.com/office/word/2010/wordml" wp14:textId="77777777">
+  <w:p>
     <w:pPr>
       <w:pStyle w:val="Footer"/>
       <w:ind w:start="-1276"/>
       <w:rPr>
-        <w:rFonts w:ascii="Arial" w:hAnsi="Arial" w:asciiTheme="minorBidi" w:hAnsiTheme="minorBidi"/>
+        <w:rFonts w:asciiTheme="minorBidi" w:hAnsiTheme="minorBidi"/>
         <w:b/>
         <w:bCs/>
-        <w:color w:val="FFFFFF" w:themeColor="background1"/>
+        <w:color w:themeColor="background1" w:val="FFFFFF"/>
       </w:rPr>
     </w:pPr>
     <w:r>
       <w:rPr>
-        <w:rFonts w:ascii="Arial" w:hAnsi="Arial" w:asciiTheme="minorBidi" w:hAnsiTheme="minorBidi"/>
+        <w:rFonts w:ascii="Arial" w:hAnsi="Arial"/>
         <w:b/>
         <w:bCs/>
-        <w:color w:val="FFFFFF" w:themeColor="background1"/>
+        <w:color w:themeColor="background1" w:val="FFFFFF"/>
       </w:rPr>
       <w:fldChar w:fldCharType="begin"/>
     </w:r>
@@ -1516,7 +1949,7 @@
         <w:rFonts w:ascii="Arial" w:hAnsi="Arial"/>
         <w:b/>
         <w:bCs/>
-        <w:color w:val="FFFFFF" w:themeColor="background1"/>
+        <w:color w:themeColor="background1" w:val="FFFFFF"/>
       </w:rPr>
       <w:instrText xml:space="preserve"> PAGE </w:instrText>
     </w:r>
@@ -1525,7 +1958,7 @@
         <w:rFonts w:ascii="Arial" w:hAnsi="Arial"/>
         <w:b/>
         <w:bCs/>
-        <w:color w:val="FFFFFF" w:themeColor="background1"/>
+        <w:color w:themeColor="background1" w:val="FFFFFF"/>
       </w:rPr>
       <w:fldChar w:fldCharType="separate"/>
     </w:r>
@@ -1534,7 +1967,7 @@
         <w:rFonts w:ascii="Arial" w:hAnsi="Arial"/>
         <w:b/>
         <w:bCs/>
-        <w:color w:val="FFFFFF" w:themeColor="background1"/>
+        <w:color w:themeColor="background1" w:val="FFFFFF"/>
       </w:rPr>
       <w:t>2</w:t>
     </w:r>
@@ -1543,25 +1976,25 @@
         <w:rFonts w:ascii="Arial" w:hAnsi="Arial"/>
         <w:b/>
         <w:bCs/>
-        <w:color w:val="FFFFFF" w:themeColor="background1"/>
+        <w:color w:themeColor="background1" w:val="FFFFFF"/>
       </w:rPr>
       <w:fldChar w:fldCharType="end"/>
     </w:r>
     <w:r>
       <w:rPr>
-        <w:rFonts w:ascii="Arial" w:hAnsi="Arial" w:asciiTheme="minorBidi" w:hAnsiTheme="minorBidi"/>
+        <w:rFonts w:asciiTheme="minorBidi" w:hAnsiTheme="minorBidi"/>
         <w:b/>
         <w:bCs/>
-        <w:color w:val="FFFFFF" w:themeColor="background1"/>
+        <w:color w:themeColor="background1" w:val="FFFFFF"/>
       </w:rPr>
       <w:t xml:space="preserve">/ </w:t>
     </w:r>
     <w:r>
       <w:rPr>
-        <w:rFonts w:ascii="Arial" w:hAnsi="Arial" w:asciiTheme="minorBidi" w:hAnsiTheme="minorBidi"/>
+        <w:rFonts w:ascii="Arial" w:hAnsi="Arial"/>
         <w:b/>
         <w:bCs/>
-        <w:color w:val="FFFFFF" w:themeColor="background1"/>
+        <w:color w:themeColor="background1" w:val="FFFFFF"/>
       </w:rPr>
       <w:fldChar w:fldCharType="begin"/>
     </w:r>
@@ -1570,7 +2003,7 @@
         <w:rFonts w:ascii="Arial" w:hAnsi="Arial"/>
         <w:b/>
         <w:bCs/>
-        <w:color w:val="FFFFFF" w:themeColor="background1"/>
+        <w:color w:themeColor="background1" w:val="FFFFFF"/>
       </w:rPr>
       <w:instrText xml:space="preserve"> NUMPAGES </w:instrText>
     </w:r>
@@ -1579,7 +2012,7 @@
         <w:rFonts w:ascii="Arial" w:hAnsi="Arial"/>
         <w:b/>
         <w:bCs/>
-        <w:color w:val="FFFFFF" w:themeColor="background1"/>
+        <w:color w:themeColor="background1" w:val="FFFFFF"/>
       </w:rPr>
       <w:fldChar w:fldCharType="separate"/>
     </w:r>
@@ -1588,7 +2021,7 @@
         <w:rFonts w:ascii="Arial" w:hAnsi="Arial"/>
         <w:b/>
         <w:bCs/>
-        <w:color w:val="FFFFFF" w:themeColor="background1"/>
+        <w:color w:themeColor="background1" w:val="FFFFFF"/>
       </w:rPr>
       <w:t>2</w:t>
     </w:r>
@@ -1597,12 +2030,12 @@
         <w:rFonts w:ascii="Arial" w:hAnsi="Arial"/>
         <w:b/>
         <w:bCs/>
-        <w:color w:val="FFFFFF" w:themeColor="background1"/>
+        <w:color w:themeColor="background1" w:val="FFFFFF"/>
       </w:rPr>
       <w:fldChar w:fldCharType="end"/>
     </w:r>
   </w:p>
-  <w:p xmlns:wp14="http://schemas.microsoft.com/office/word/2010/wordml" wp14:textId="77777777">
+  <w:p>
     <w:pPr>
       <w:pStyle w:val="Footer"/>
       <w:rPr/>
@@ -1611,7 +2044,7 @@
       <w:rPr/>
     </w:r>
   </w:p>
-  <w:p xmlns:wp14="http://schemas.microsoft.com/office/word/2010/wordml" wp14:textId="77777777">
+  <w:p>
     <w:pPr>
       <w:pStyle w:val="Normal"/>
       <w:spacing w:before="0" w:after="160"/>
@@ -1626,23 +2059,23 @@
 
 <file path=word/footer3.xml><?xml version="1.0" encoding="utf-8"?>
 <w:ftr xmlns:o="urn:schemas-microsoft-com:office:office" xmlns:r="http://schemas.openxmlformats.org/officeDocument/2006/relationships" xmlns:v="urn:schemas-microsoft-com:vml" xmlns:w="http://schemas.openxmlformats.org/wordprocessingml/2006/main" xmlns:w10="urn:schemas-microsoft-com:office:word" xmlns:wp="http://schemas.openxmlformats.org/drawingml/2006/wordprocessingDrawing" xmlns:pic="http://schemas.openxmlformats.org/drawingml/2006/picture" xmlns:wps="http://schemas.microsoft.com/office/word/2010/wordprocessingShape" xmlns:wpg="http://schemas.microsoft.com/office/word/2010/wordprocessingGroup" xmlns:mc="http://schemas.openxmlformats.org/markup-compatibility/2006" xmlns:wp14="http://schemas.microsoft.com/office/word/2010/wordprocessingDrawing" xmlns:w14="http://schemas.microsoft.com/office/word/2010/wordml" xmlns:w15="http://schemas.microsoft.com/office/word/2012/wordml" mc:Ignorable="w14 wp14 w15">
-  <w:p xmlns:wp14="http://schemas.microsoft.com/office/word/2010/wordml" wp14:textId="77777777">
+  <w:p>
     <w:pPr>
       <w:pStyle w:val="Footer"/>
       <w:ind w:start="-1276"/>
       <w:rPr>
-        <w:rFonts w:ascii="Arial" w:hAnsi="Arial" w:asciiTheme="minorBidi" w:hAnsiTheme="minorBidi"/>
+        <w:rFonts w:asciiTheme="minorBidi" w:hAnsiTheme="minorBidi"/>
         <w:b/>
         <w:bCs/>
-        <w:color w:val="FFFFFF" w:themeColor="background1"/>
+        <w:color w:themeColor="background1" w:val="FFFFFF"/>
       </w:rPr>
     </w:pPr>
     <w:r>
       <w:rPr>
-        <w:rFonts w:ascii="Arial" w:hAnsi="Arial" w:asciiTheme="minorBidi" w:hAnsiTheme="minorBidi"/>
+        <w:rFonts w:ascii="Arial" w:hAnsi="Arial"/>
         <w:b/>
         <w:bCs/>
-        <w:color w:val="FFFFFF" w:themeColor="background1"/>
+        <w:color w:themeColor="background1" w:val="FFFFFF"/>
       </w:rPr>
       <w:fldChar w:fldCharType="begin"/>
     </w:r>
@@ -1651,7 +2084,7 @@
         <w:rFonts w:ascii="Arial" w:hAnsi="Arial"/>
         <w:b/>
         <w:bCs/>
-        <w:color w:val="FFFFFF" w:themeColor="background1"/>
+        <w:color w:themeColor="background1" w:val="FFFFFF"/>
       </w:rPr>
       <w:instrText xml:space="preserve"> PAGE </w:instrText>
     </w:r>
@@ -1660,7 +2093,7 @@
         <w:rFonts w:ascii="Arial" w:hAnsi="Arial"/>
         <w:b/>
         <w:bCs/>
-        <w:color w:val="FFFFFF" w:themeColor="background1"/>
+        <w:color w:themeColor="background1" w:val="FFFFFF"/>
       </w:rPr>
       <w:fldChar w:fldCharType="separate"/>
     </w:r>
@@ -1669,7 +2102,7 @@
         <w:rFonts w:ascii="Arial" w:hAnsi="Arial"/>
         <w:b/>
         <w:bCs/>
-        <w:color w:val="FFFFFF" w:themeColor="background1"/>
+        <w:color w:themeColor="background1" w:val="FFFFFF"/>
       </w:rPr>
       <w:t>1</w:t>
     </w:r>
@@ -1678,25 +2111,25 @@
         <w:rFonts w:ascii="Arial" w:hAnsi="Arial"/>
         <w:b/>
         <w:bCs/>
-        <w:color w:val="FFFFFF" w:themeColor="background1"/>
+        <w:color w:themeColor="background1" w:val="FFFFFF"/>
       </w:rPr>
       <w:fldChar w:fldCharType="end"/>
     </w:r>
     <w:r>
       <w:rPr>
-        <w:rFonts w:ascii="Arial" w:hAnsi="Arial" w:asciiTheme="minorBidi" w:hAnsiTheme="minorBidi"/>
+        <w:rFonts w:asciiTheme="minorBidi" w:hAnsiTheme="minorBidi"/>
         <w:b/>
         <w:bCs/>
-        <w:color w:val="FFFFFF" w:themeColor="background1"/>
+        <w:color w:themeColor="background1" w:val="FFFFFF"/>
       </w:rPr>
       <w:t xml:space="preserve">/ </w:t>
     </w:r>
     <w:r>
       <w:rPr>
-        <w:rFonts w:ascii="Arial" w:hAnsi="Arial" w:asciiTheme="minorBidi" w:hAnsiTheme="minorBidi"/>
+        <w:rFonts w:ascii="Arial" w:hAnsi="Arial"/>
         <w:b/>
         <w:bCs/>
-        <w:color w:val="FFFFFF" w:themeColor="background1"/>
+        <w:color w:themeColor="background1" w:val="FFFFFF"/>
       </w:rPr>
       <w:fldChar w:fldCharType="begin"/>
     </w:r>
@@ -1705,7 +2138,7 @@
         <w:rFonts w:ascii="Arial" w:hAnsi="Arial"/>
         <w:b/>
         <w:bCs/>
-        <w:color w:val="FFFFFF" w:themeColor="background1"/>
+        <w:color w:themeColor="background1" w:val="FFFFFF"/>
       </w:rPr>
       <w:instrText xml:space="preserve"> NUMPAGES </w:instrText>
     </w:r>
@@ -1714,7 +2147,7 @@
         <w:rFonts w:ascii="Arial" w:hAnsi="Arial"/>
         <w:b/>
         <w:bCs/>
-        <w:color w:val="FFFFFF" w:themeColor="background1"/>
+        <w:color w:themeColor="background1" w:val="FFFFFF"/>
       </w:rPr>
       <w:fldChar w:fldCharType="separate"/>
     </w:r>
@@ -1723,7 +2156,7 @@
         <w:rFonts w:ascii="Arial" w:hAnsi="Arial"/>
         <w:b/>
         <w:bCs/>
-        <w:color w:val="FFFFFF" w:themeColor="background1"/>
+        <w:color w:themeColor="background1" w:val="FFFFFF"/>
       </w:rPr>
       <w:t>2</w:t>
     </w:r>
@@ -1732,12 +2165,12 @@
         <w:rFonts w:ascii="Arial" w:hAnsi="Arial"/>
         <w:b/>
         <w:bCs/>
-        <w:color w:val="FFFFFF" w:themeColor="background1"/>
+        <w:color w:themeColor="background1" w:val="FFFFFF"/>
       </w:rPr>
       <w:fldChar w:fldCharType="end"/>
     </w:r>
   </w:p>
-  <w:p xmlns:wp14="http://schemas.microsoft.com/office/word/2010/wordml" wp14:textId="77777777">
+  <w:p>
     <w:pPr>
       <w:pStyle w:val="Footer"/>
       <w:rPr/>
@@ -1746,7 +2179,7 @@
       <w:rPr/>
     </w:r>
   </w:p>
-  <w:p xmlns:wp14="http://schemas.microsoft.com/office/word/2010/wordml" wp14:textId="77777777">
+  <w:p>
     <w:pPr>
       <w:pStyle w:val="Normal"/>
       <w:spacing w:before="0" w:after="160"/>
@@ -1761,7 +2194,7 @@
 
 <file path=word/header1.xml><?xml version="1.0" encoding="utf-8"?>
 <w:hdr xmlns:o="urn:schemas-microsoft-com:office:office" xmlns:r="http://schemas.openxmlformats.org/officeDocument/2006/relationships" xmlns:v="urn:schemas-microsoft-com:vml" xmlns:w="http://schemas.openxmlformats.org/wordprocessingml/2006/main" xmlns:w10="urn:schemas-microsoft-com:office:word" xmlns:wp="http://schemas.openxmlformats.org/drawingml/2006/wordprocessingDrawing" xmlns:pic="http://schemas.openxmlformats.org/drawingml/2006/picture" xmlns:wps="http://schemas.microsoft.com/office/word/2010/wordprocessingShape" xmlns:wpg="http://schemas.microsoft.com/office/word/2010/wordprocessingGroup" xmlns:mc="http://schemas.openxmlformats.org/markup-compatibility/2006" xmlns:wp14="http://schemas.microsoft.com/office/word/2010/wordprocessingDrawing" xmlns:w14="http://schemas.microsoft.com/office/word/2010/wordml" xmlns:w15="http://schemas.microsoft.com/office/word/2012/wordml" mc:Ignorable="w14 wp14 w15">
-  <w:p xmlns:wp14="http://schemas.microsoft.com/office/word/2010/wordml" wp14:textId="77777777">
+  <w:p>
     <w:pPr>
       <w:pStyle w:val="Header"/>
       <w:rPr/>
@@ -1774,8 +2207,8 @@
 </file>
 
 <file path=word/header2.xml><?xml version="1.0" encoding="utf-8"?>
-<w:hdr xmlns:o="urn:schemas-microsoft-com:office:office" xmlns:r="http://schemas.openxmlformats.org/officeDocument/2006/relationships" xmlns:v="urn:schemas-microsoft-com:vml" xmlns:w="http://schemas.openxmlformats.org/wordprocessingml/2006/main" xmlns:w10="urn:schemas-microsoft-com:office:word" xmlns:wp="http://schemas.openxmlformats.org/drawingml/2006/wordprocessingDrawing" xmlns:pic="http://schemas.openxmlformats.org/drawingml/2006/picture" xmlns:wps="http://schemas.microsoft.com/office/word/2010/wordprocessingShape" xmlns:wpg="http://schemas.microsoft.com/office/word/2010/wordprocessingGroup" xmlns:mc="http://schemas.openxmlformats.org/markup-compatibility/2006" xmlns:wp14="http://schemas.microsoft.com/office/word/2010/wordprocessingDrawing" xmlns:w14="http://schemas.microsoft.com/office/word/2010/wordml" xmlns:w15="http://schemas.microsoft.com/office/word/2012/wordml" xmlns:a="http://schemas.openxmlformats.org/drawingml/2006/main" mc:Ignorable="w14 wp14 w15">
-  <w:p xmlns:wp14="http://schemas.microsoft.com/office/word/2010/wordml" wp14:textId="77777777">
+<w:hdr xmlns:o="urn:schemas-microsoft-com:office:office" xmlns:r="http://schemas.openxmlformats.org/officeDocument/2006/relationships" xmlns:v="urn:schemas-microsoft-com:vml" xmlns:w="http://schemas.openxmlformats.org/wordprocessingml/2006/main" xmlns:w10="urn:schemas-microsoft-com:office:word" xmlns:wp="http://schemas.openxmlformats.org/drawingml/2006/wordprocessingDrawing" xmlns:pic="http://schemas.openxmlformats.org/drawingml/2006/picture" xmlns:wps="http://schemas.microsoft.com/office/word/2010/wordprocessingShape" xmlns:wpg="http://schemas.microsoft.com/office/word/2010/wordprocessingGroup" xmlns:mc="http://schemas.openxmlformats.org/markup-compatibility/2006" xmlns:wp14="http://schemas.microsoft.com/office/word/2010/wordprocessingDrawing" xmlns:w14="http://schemas.microsoft.com/office/word/2010/wordml" xmlns:w15="http://schemas.microsoft.com/office/word/2012/wordml" mc:Ignorable="w14 wp14 w15">
+  <w:p>
     <w:pPr>
       <w:pStyle w:val="Header"/>
       <w:rPr/>
@@ -1783,7 +2216,7 @@
     <w:r>
       <w:rPr/>
       <w:drawing>
-        <wp:anchor xmlns:wp14="http://schemas.microsoft.com/office/word/2010/wordprocessingDrawing" distT="0" distB="0" distL="0" distR="0" simplePos="0" relativeHeight="3" behindDoc="1" locked="0" layoutInCell="0" allowOverlap="1" wp14:anchorId="68D69412" wp14:editId="7777777">
+        <wp:anchor distT="0" distB="0" distL="0" distR="0" simplePos="0" relativeHeight="3" behindDoc="1" locked="0" layoutInCell="0" allowOverlap="1">
           <wp:simplePos x="0" y="0"/>
           <wp:positionH relativeFrom="page">
             <wp:posOffset>9525</wp:posOffset>
@@ -1830,12 +2263,12 @@
       </w:drawing>
     </w:r>
   </w:p>
-  <w:p xmlns:wp14="http://schemas.microsoft.com/office/word/2010/wordml" wp14:textId="77777777">
+  <w:p>
     <w:pPr>
       <w:pStyle w:val="Normal"/>
       <w:widowControl/>
       <w:bidi w:val="0"/>
-      <w:spacing w:before="0" w:after="160" w:line="259" w:lineRule="auto"/>
+      <w:spacing w:lineRule="auto" w:line="259" w:before="0" w:after="160"/>
       <w:jc w:val="start"/>
       <w:rPr/>
     </w:pPr>
@@ -1847,8 +2280,8 @@
 </file>
 
 <file path=word/header3.xml><?xml version="1.0" encoding="utf-8"?>
-<w:hdr xmlns:o="urn:schemas-microsoft-com:office:office" xmlns:r="http://schemas.openxmlformats.org/officeDocument/2006/relationships" xmlns:v="urn:schemas-microsoft-com:vml" xmlns:w="http://schemas.openxmlformats.org/wordprocessingml/2006/main" xmlns:w10="urn:schemas-microsoft-com:office:word" xmlns:wp="http://schemas.openxmlformats.org/drawingml/2006/wordprocessingDrawing" xmlns:pic="http://schemas.openxmlformats.org/drawingml/2006/picture" xmlns:wps="http://schemas.microsoft.com/office/word/2010/wordprocessingShape" xmlns:wpg="http://schemas.microsoft.com/office/word/2010/wordprocessingGroup" xmlns:mc="http://schemas.openxmlformats.org/markup-compatibility/2006" xmlns:wp14="http://schemas.microsoft.com/office/word/2010/wordprocessingDrawing" xmlns:w14="http://schemas.microsoft.com/office/word/2010/wordml" xmlns:w15="http://schemas.microsoft.com/office/word/2012/wordml" xmlns:a="http://schemas.openxmlformats.org/drawingml/2006/main" mc:Ignorable="w14 wp14 w15">
-  <w:p xmlns:wp14="http://schemas.microsoft.com/office/word/2010/wordml" wp14:textId="77777777">
+<w:hdr xmlns:o="urn:schemas-microsoft-com:office:office" xmlns:r="http://schemas.openxmlformats.org/officeDocument/2006/relationships" xmlns:v="urn:schemas-microsoft-com:vml" xmlns:w="http://schemas.openxmlformats.org/wordprocessingml/2006/main" xmlns:w10="urn:schemas-microsoft-com:office:word" xmlns:wp="http://schemas.openxmlformats.org/drawingml/2006/wordprocessingDrawing" xmlns:pic="http://schemas.openxmlformats.org/drawingml/2006/picture" xmlns:wps="http://schemas.microsoft.com/office/word/2010/wordprocessingShape" xmlns:wpg="http://schemas.microsoft.com/office/word/2010/wordprocessingGroup" xmlns:mc="http://schemas.openxmlformats.org/markup-compatibility/2006" xmlns:wp14="http://schemas.microsoft.com/office/word/2010/wordprocessingDrawing" xmlns:w14="http://schemas.microsoft.com/office/word/2010/wordml" xmlns:w15="http://schemas.microsoft.com/office/word/2012/wordml" mc:Ignorable="w14 wp14 w15">
+  <w:p>
     <w:pPr>
       <w:pStyle w:val="Header"/>
       <w:rPr/>
@@ -1856,7 +2289,7 @@
     <w:r>
       <w:rPr/>
       <w:drawing>
-        <wp:anchor xmlns:wp14="http://schemas.microsoft.com/office/word/2010/wordprocessingDrawing" distT="0" distB="0" distL="0" distR="0" simplePos="0" relativeHeight="2" behindDoc="1" locked="0" layoutInCell="1" allowOverlap="1" wp14:anchorId="47A52794" wp14:editId="7777777">
+        <wp:anchor distT="0" distB="0" distL="0" distR="0" simplePos="0" relativeHeight="2" behindDoc="1" locked="0" layoutInCell="1" allowOverlap="1">
           <wp:simplePos x="0" y="0"/>
           <wp:positionH relativeFrom="column">
             <wp:posOffset>-937895</wp:posOffset>
@@ -1903,12 +2336,12 @@
       </w:drawing>
     </w:r>
   </w:p>
-  <w:p xmlns:wp14="http://schemas.microsoft.com/office/word/2010/wordml" wp14:textId="77777777">
+  <w:p>
     <w:pPr>
       <w:pStyle w:val="Normal"/>
       <w:widowControl/>
       <w:bidi w:val="0"/>
-      <w:spacing w:before="0" w:after="160" w:line="259" w:lineRule="auto"/>
+      <w:spacing w:lineRule="auto" w:line="259" w:before="0" w:after="160"/>
       <w:jc w:val="start"/>
       <w:rPr/>
     </w:pPr>
@@ -1934,8 +2367,8 @@
         <w:ind w:start="677" w:hanging="721"/>
       </w:pPr>
       <w:rPr>
-        <w:rFonts w:hint="default" w:ascii="Arial" w:hAnsi="Arial" w:cs="Arial"/>
-        <w:color w:val="7F7F7F" w:themeColor="text1" w:themeTint="80"/>
+        <w:rFonts w:ascii="Arial" w:hAnsi="Arial" w:cs="Arial" w:hint="default"/>
+        <w:color w:themeColor="text1" w:themeTint="80" w:val="7F7F7F"/>
         <w:spacing w:val="-1"/>
         <w:w w:val="100"/>
         <w:sz w:val="22"/>
@@ -1955,7 +2388,7 @@
         <w:ind w:start="1674" w:hanging="721"/>
       </w:pPr>
       <w:rPr>
-        <w:rFonts w:hint="default" w:ascii="Symbol" w:hAnsi="Symbol" w:cs="Symbol"/>
+        <w:rFonts w:ascii="Symbol" w:hAnsi="Symbol" w:cs="Symbol" w:hint="default"/>
         <w:lang w:val="fr-FR" w:eastAsia="en-US" w:bidi="ar-SA"/>
       </w:rPr>
     </w:lvl>
@@ -1971,7 +2404,7 @@
         <w:ind w:start="2668" w:hanging="721"/>
       </w:pPr>
       <w:rPr>
-        <w:rFonts w:hint="default" w:ascii="Symbol" w:hAnsi="Symbol" w:cs="Symbol"/>
+        <w:rFonts w:ascii="Symbol" w:hAnsi="Symbol" w:cs="Symbol" w:hint="default"/>
         <w:lang w:val="fr-FR" w:eastAsia="en-US" w:bidi="ar-SA"/>
       </w:rPr>
     </w:lvl>
@@ -1987,7 +2420,7 @@
         <w:ind w:start="3662" w:hanging="721"/>
       </w:pPr>
       <w:rPr>
-        <w:rFonts w:hint="default" w:ascii="Symbol" w:hAnsi="Symbol" w:cs="Symbol"/>
+        <w:rFonts w:ascii="Symbol" w:hAnsi="Symbol" w:cs="Symbol" w:hint="default"/>
         <w:lang w:val="fr-FR" w:eastAsia="en-US" w:bidi="ar-SA"/>
       </w:rPr>
     </w:lvl>
@@ -2003,7 +2436,7 @@
         <w:ind w:start="4656" w:hanging="721"/>
       </w:pPr>
       <w:rPr>
-        <w:rFonts w:hint="default" w:ascii="Symbol" w:hAnsi="Symbol" w:cs="Symbol"/>
+        <w:rFonts w:ascii="Symbol" w:hAnsi="Symbol" w:cs="Symbol" w:hint="default"/>
         <w:lang w:val="fr-FR" w:eastAsia="en-US" w:bidi="ar-SA"/>
       </w:rPr>
     </w:lvl>
@@ -2019,7 +2452,7 @@
         <w:ind w:start="5650" w:hanging="721"/>
       </w:pPr>
       <w:rPr>
-        <w:rFonts w:hint="default" w:ascii="Symbol" w:hAnsi="Symbol" w:cs="Symbol"/>
+        <w:rFonts w:ascii="Symbol" w:hAnsi="Symbol" w:cs="Symbol" w:hint="default"/>
         <w:lang w:val="fr-FR" w:eastAsia="en-US" w:bidi="ar-SA"/>
       </w:rPr>
     </w:lvl>
@@ -2035,7 +2468,7 @@
         <w:ind w:start="6644" w:hanging="721"/>
       </w:pPr>
       <w:rPr>
-        <w:rFonts w:hint="default" w:ascii="Symbol" w:hAnsi="Symbol" w:cs="Symbol"/>
+        <w:rFonts w:ascii="Symbol" w:hAnsi="Symbol" w:cs="Symbol" w:hint="default"/>
         <w:lang w:val="fr-FR" w:eastAsia="en-US" w:bidi="ar-SA"/>
       </w:rPr>
     </w:lvl>
@@ -2051,7 +2484,7 @@
         <w:ind w:start="7638" w:hanging="721"/>
       </w:pPr>
       <w:rPr>
-        <w:rFonts w:hint="default" w:ascii="Symbol" w:hAnsi="Symbol" w:cs="Symbol"/>
+        <w:rFonts w:ascii="Symbol" w:hAnsi="Symbol" w:cs="Symbol" w:hint="default"/>
         <w:lang w:val="fr-FR" w:eastAsia="en-US" w:bidi="ar-SA"/>
       </w:rPr>
     </w:lvl>
@@ -2067,11 +2500,10 @@
         <w:ind w:start="8632" w:hanging="721"/>
       </w:pPr>
       <w:rPr>
-        <w:rFonts w:hint="default" w:ascii="Symbol" w:hAnsi="Symbol" w:cs="Symbol"/>
+        <w:rFonts w:ascii="Symbol" w:hAnsi="Symbol" w:cs="Symbol" w:hint="default"/>
         <w:lang w:val="fr-FR" w:eastAsia="en-US" w:bidi="ar-SA"/>
       </w:rPr>
     </w:lvl>
-    <w:nsid w:val="5dacac1b"/>
   </w:abstractNum>
   <w:abstractNum w:abstractNumId="2">
     <w:lvl w:ilvl="0">
@@ -2191,7 +2623,6 @@
         <w:ind w:start="0" w:hanging="0"/>
       </w:pPr>
     </w:lvl>
-    <w:nsid w:val="5c5d4df"/>
   </w:abstractNum>
   <w:num w:numId="1">
     <w:abstractNumId w:val="1"/>
@@ -2203,11 +2634,11 @@
 </file>
 
 <file path=word/styles.xml><?xml version="1.0" encoding="utf-8"?>
-<w:styles xmlns:wp14="http://schemas.microsoft.com/office/word/2010/wordprocessingDrawing" xmlns:w="http://schemas.openxmlformats.org/wordprocessingml/2006/main" xmlns:w14="http://schemas.microsoft.com/office/word/2010/wordml" xmlns:mc="http://schemas.openxmlformats.org/markup-compatibility/2006" mc:Ignorable="w14 wp14">
+<w:styles xmlns:w="http://schemas.openxmlformats.org/wordprocessingml/2006/main" xmlns:w14="http://schemas.microsoft.com/office/word/2010/wordml" xmlns:mc="http://schemas.openxmlformats.org/markup-compatibility/2006" mc:Ignorable="w14">
   <w:docDefaults>
     <w:rPrDefault>
       <w:rPr>
-        <w:rFonts w:ascii="Calibri" w:hAnsi="Calibri" w:eastAsia="Calibri" w:cs="Arial" w:asciiTheme="minorHAnsi" w:hAnsiTheme="minorHAnsi" w:eastAsiaTheme="minorHAnsi" w:cstheme="minorBidi"/>
+        <w:rFonts w:ascii="Calibri" w:hAnsi="Calibri" w:eastAsia="Calibri" w:cs="" w:asciiTheme="minorHAnsi" w:cstheme="minorBidi" w:eastAsiaTheme="minorHAnsi" w:hAnsiTheme="minorHAnsi"/>
         <w:sz w:val="22"/>
         <w:szCs w:val="22"/>
         <w:lang w:val="fr-FR" w:eastAsia="en-US" w:bidi="ar-SA"/>
@@ -2603,12 +3034,13 @@
     <w:rsid w:val="00455ec8"/>
     <w:pPr>
       <w:widowControl/>
+      <w:suppressAutoHyphens w:val="true"/>
       <w:bidi w:val="0"/>
-      <w:spacing w:before="0" w:after="160" w:line="259" w:lineRule="auto"/>
+      <w:spacing w:lineRule="auto" w:line="259" w:before="0" w:after="160"/>
       <w:jc w:val="start"/>
     </w:pPr>
     <w:rPr>
-      <w:rFonts w:ascii="Calibri" w:hAnsi="Calibri" w:eastAsia="Calibri" w:cs="Arial" w:asciiTheme="minorHAnsi" w:hAnsiTheme="minorHAnsi" w:eastAsiaTheme="minorHAnsi" w:cstheme="minorBidi"/>
+      <w:rFonts w:ascii="Calibri" w:hAnsi="Calibri" w:eastAsia="Calibri" w:cs="" w:asciiTheme="minorHAnsi" w:cstheme="minorBidi" w:eastAsiaTheme="minorHAnsi" w:hAnsiTheme="minorHAnsi"/>
       <w:color w:val="auto"/>
       <w:kern w:val="0"/>
       <w:sz w:val="22"/>
@@ -2631,10 +3063,10 @@
       <w:outlineLvl w:val="0"/>
     </w:pPr>
     <w:rPr>
-      <w:rFonts w:ascii="Calibri Light" w:hAnsi="Calibri Light" w:eastAsia="" w:cs="Times New Roman" w:asciiTheme="majorHAnsi" w:hAnsiTheme="majorHAnsi" w:eastAsiaTheme="majorEastAsia" w:cstheme="majorBidi"/>
+      <w:rFonts w:ascii="Calibri Light" w:hAnsi="Calibri Light" w:eastAsia="" w:cs="" w:asciiTheme="majorHAnsi" w:cstheme="majorBidi" w:eastAsiaTheme="majorEastAsia" w:hAnsiTheme="majorHAnsi"/>
       <w:b/>
       <w:bCs/>
-      <w:color w:val="2E74B5" w:themeColor="accent1" w:themeShade="bf"/>
+      <w:color w:themeColor="accent1" w:themeShade="bf" w:val="2E74B5"/>
       <w:sz w:val="28"/>
       <w:szCs w:val="28"/>
     </w:rPr>
@@ -2647,7 +3079,7 @@
     <w:qFormat/>
     <w:rsid w:val="0043725f"/>
     <w:pPr>
-      <w:spacing w:before="0" w:after="0" w:line="240" w:lineRule="auto"/>
+      <w:spacing w:lineRule="auto" w:line="240" w:before="0" w:after="0"/>
       <w:ind w:start="257"/>
       <w:outlineLvl w:val="1"/>
     </w:pPr>
@@ -2677,10 +3109,10 @@
       <w:outlineLvl w:val="2"/>
     </w:pPr>
     <w:rPr>
-      <w:rFonts w:ascii="Calibri Light" w:hAnsi="Calibri Light" w:eastAsia="" w:cs="Times New Roman" w:asciiTheme="majorHAnsi" w:hAnsiTheme="majorHAnsi" w:eastAsiaTheme="majorEastAsia" w:cstheme="majorBidi"/>
+      <w:rFonts w:ascii="Calibri Light" w:hAnsi="Calibri Light" w:eastAsia="" w:cs="" w:asciiTheme="majorHAnsi" w:cstheme="majorBidi" w:eastAsiaTheme="majorEastAsia" w:hAnsiTheme="majorHAnsi"/>
       <w:b/>
       <w:bCs/>
-      <w:color w:val="5B9BD5" w:themeColor="accent1"/>
+      <w:color w:themeColor="accent1" w:val="5B9BD5"/>
     </w:rPr>
   </w:style>
   <w:style w:type="character" w:styleId="DefaultParagraphFont" w:default="1">
@@ -2800,7 +3232,7 @@
     <w:unhideWhenUsed/>
     <w:rsid w:val="008872a6"/>
     <w:rPr>
-      <w:color w:val="0563C1" w:themeColor="hyperlink"/>
+      <w:color w:themeColor="hyperlink" w:val="0563C1"/>
       <w:u w:val="single"/>
     </w:rPr>
   </w:style>
@@ -2812,10 +3244,10 @@
     <w:qFormat/>
     <w:rsid w:val="006c5586"/>
     <w:rPr>
-      <w:rFonts w:ascii="Calibri Light" w:hAnsi="Calibri Light" w:eastAsia="" w:cs="Times New Roman" w:asciiTheme="majorHAnsi" w:hAnsiTheme="majorHAnsi" w:eastAsiaTheme="majorEastAsia" w:cstheme="majorBidi"/>
+      <w:rFonts w:ascii="Calibri Light" w:hAnsi="Calibri Light" w:eastAsia="" w:cs="" w:asciiTheme="majorHAnsi" w:cstheme="majorBidi" w:eastAsiaTheme="majorEastAsia" w:hAnsiTheme="majorHAnsi"/>
       <w:b/>
       <w:bCs/>
-      <w:color w:val="2E74B5" w:themeColor="accent1" w:themeShade="bf"/>
+      <w:color w:themeColor="accent1" w:themeShade="bf" w:val="2E74B5"/>
       <w:sz w:val="28"/>
       <w:szCs w:val="28"/>
     </w:rPr>
@@ -2836,10 +3268,10 @@
     <w:qFormat/>
     <w:rsid w:val="00651c23"/>
     <w:rPr>
-      <w:rFonts w:ascii="Calibri Light" w:hAnsi="Calibri Light" w:eastAsia="" w:cs="Times New Roman" w:asciiTheme="majorHAnsi" w:hAnsiTheme="majorHAnsi" w:eastAsiaTheme="majorEastAsia" w:cstheme="majorBidi"/>
+      <w:rFonts w:ascii="Calibri Light" w:hAnsi="Calibri Light" w:eastAsia="" w:cs="" w:asciiTheme="majorHAnsi" w:cstheme="majorBidi" w:eastAsiaTheme="majorEastAsia" w:hAnsiTheme="majorHAnsi"/>
       <w:b/>
       <w:bCs/>
-      <w:color w:val="5B9BD5" w:themeColor="accent1"/>
+      <w:color w:themeColor="accent1" w:val="5B9BD5"/>
     </w:rPr>
   </w:style>
   <w:style w:type="paragraph" w:styleId="Heading">
@@ -2865,8 +3297,8 @@
     <w:qFormat/>
     <w:rsid w:val="0043725f"/>
     <w:pPr>
-      <w:spacing w:before="16" w:after="0" w:line="240" w:lineRule="auto"/>
-      <w:ind w:start="1398" w:hanging="722"/>
+      <w:spacing w:lineRule="auto" w:line="240" w:before="16" w:after="0"/>
+      <w:ind w:hanging="722" w:start="1398"/>
     </w:pPr>
     <w:rPr>
       <w:rFonts w:ascii="Times New Roman" w:hAnsi="Times New Roman" w:eastAsia="Times New Roman" w:cs="Times New Roman"/>
@@ -2917,7 +3349,7 @@
     <w:qFormat/>
     <w:rsid w:val="00ad4d4c"/>
     <w:pPr>
-      <w:spacing w:before="0" w:after="200" w:line="276" w:lineRule="auto"/>
+      <w:spacing w:lineRule="auto" w:line="276" w:before="0" w:after="200"/>
       <w:ind w:start="720"/>
       <w:contextualSpacing/>
       <w:jc w:val="both"/>
@@ -2933,7 +3365,7 @@
     <w:qFormat/>
     <w:rsid w:val="00a364d6"/>
     <w:pPr>
-      <w:spacing w:before="0" w:after="0" w:line="240" w:lineRule="auto"/>
+      <w:spacing w:lineRule="auto" w:line="240" w:before="0" w:after="0"/>
     </w:pPr>
     <w:rPr>
       <w:rFonts w:ascii="Arial" w:hAnsi="Arial" w:eastAsia="Calibri" w:cs="Arial"/>
@@ -2950,7 +3382,7 @@
     <w:qFormat/>
     <w:rsid w:val="0043725f"/>
     <w:pPr>
-      <w:spacing w:before="206" w:after="0" w:line="240" w:lineRule="auto"/>
+      <w:spacing w:lineRule="auto" w:line="240" w:before="206" w:after="0"/>
       <w:ind w:start="4247" w:end="4580"/>
       <w:jc w:val="center"/>
     </w:pPr>
@@ -2980,10 +3412,10 @@
     <w:pPr>
       <w:tabs>
         <w:tab w:val="clear" w:pos="708"/>
-        <w:tab w:val="center" w:leader="none" w:pos="4536"/>
-        <w:tab w:val="right" w:leader="none" w:pos="9072"/>
+        <w:tab w:val="center" w:pos="4536" w:leader="none"/>
+        <w:tab w:val="right" w:pos="9072" w:leader="none"/>
       </w:tabs>
-      <w:spacing w:before="0" w:after="0" w:line="240" w:lineRule="auto"/>
+      <w:spacing w:lineRule="auto" w:line="240" w:before="0" w:after="0"/>
     </w:pPr>
     <w:rPr/>
   </w:style>
@@ -2997,10 +3429,10 @@
     <w:pPr>
       <w:tabs>
         <w:tab w:val="clear" w:pos="708"/>
-        <w:tab w:val="center" w:leader="none" w:pos="4536"/>
-        <w:tab w:val="right" w:leader="none" w:pos="9072"/>
+        <w:tab w:val="center" w:pos="4536" w:leader="none"/>
+        <w:tab w:val="right" w:pos="9072" w:leader="none"/>
       </w:tabs>
-      <w:spacing w:before="0" w:after="0" w:line="240" w:lineRule="auto"/>
+      <w:spacing w:lineRule="auto" w:line="240" w:before="0" w:after="0"/>
     </w:pPr>
     <w:rPr/>
   </w:style>
@@ -3012,8 +3444,9 @@
     <w:rsid w:val="00860a98"/>
     <w:pPr>
       <w:widowControl/>
+      <w:suppressAutoHyphens w:val="true"/>
       <w:bidi w:val="0"/>
-      <w:spacing w:before="0" w:after="0" w:line="240" w:lineRule="auto"/>
+      <w:spacing w:lineRule="auto" w:line="240" w:before="0" w:after="0"/>
       <w:jc w:val="start"/>
     </w:pPr>
     <w:rPr>
@@ -3035,7 +3468,7 @@
     <w:qFormat/>
     <w:rsid w:val="001a61ee"/>
     <w:pPr>
-      <w:spacing w:before="0" w:after="0" w:line="240" w:lineRule="auto"/>
+      <w:spacing w:lineRule="auto" w:line="240" w:before="0" w:after="0"/>
     </w:pPr>
     <w:rPr>
       <w:rFonts w:ascii="Tahoma" w:hAnsi="Tahoma" w:cs="Tahoma"/>
@@ -3050,7 +3483,7 @@
     <w:unhideWhenUsed/>
     <w:qFormat/>
   </w:style>
-  <w:style w:type="table" w:styleId="TableauNormal" w:default="1">
+  <w:style w:type="table" w:default="1" w:styleId="TableauNormal">
     <w:name w:val="Normal Table"/>
     <w:uiPriority w:val="99"/>
     <w:semiHidden/>
